--- a/Eksamens-rapport.docx
+++ b/Eksamens-rapport.docx
@@ -19,7 +19,7 @@
             <mc:AlternateContent>
               <mc:Choice Requires="wpg">
                 <w:drawing>
-                  <wp:anchor distT="0" distB="0" distL="114300" distR="114300" simplePos="0" relativeHeight="251666432" behindDoc="1" locked="0" layoutInCell="1" allowOverlap="1" wp14:anchorId="3082B246" wp14:editId="0430ED82">
+                  <wp:anchor distT="0" distB="0" distL="114300" distR="114300" simplePos="0" relativeHeight="251666432" behindDoc="1" locked="0" layoutInCell="1" allowOverlap="1" wp14:anchorId="3082B246" wp14:editId="61220A3C">
                     <wp:simplePos x="0" y="0"/>
                     <wp:positionH relativeFrom="page">
                       <wp:align>center</wp:align>
@@ -473,8 +473,6 @@
                                 </w:p>
                                 <w:p>
                                   <w:pPr>
-                                    <w:pStyle w:val="Ingenafstand"/>
-                                    <w:spacing w:before="240"/>
                                     <w:rPr>
                                       <w:caps/>
                                       <w:color w:val="0E2841" w:themeColor="text2"/>
@@ -483,13 +481,19 @@
                                     </w:rPr>
                                   </w:pPr>
                                   <w:r>
-                                    <w:rPr>
-                                      <w:rFonts w:asciiTheme="majorHAnsi" w:eastAsiaTheme="majorEastAsia" w:hAnsiTheme="majorHAnsi" w:cstheme="majorBidi"/>
-                                      <w:color w:val="595959" w:themeColor="text1" w:themeTint="A6"/>
-                                      <w:sz w:val="72"/>
-                                      <w:szCs w:val="72"/>
-                                    </w:rPr>
                                     <w:t>Dato: 9/12 2025</w:t>
+                                  </w:r>
+                                  <w:r>
+                                    <w:br/>
+                                    <w:t xml:space="preserve">Antal </w:t>
+                                  </w:r>
+                                  <w:proofErr w:type="spellStart"/>
+                                  <w:r>
+                                    <w:t>tegn</w:t>
+                                  </w:r>
+                                  <w:proofErr w:type="spellEnd"/>
+                                  <w:r>
+                                    <w:t xml:space="preserve">: </w:t>
                                   </w:r>
                                 </w:p>
                               </w:txbxContent>
@@ -840,8 +844,6 @@
                           </w:p>
                           <w:p>
                             <w:pPr>
-                              <w:pStyle w:val="Ingenafstand"/>
-                              <w:spacing w:before="240"/>
                               <w:rPr>
                                 <w:caps/>
                                 <w:color w:val="0E2841" w:themeColor="text2"/>
@@ -850,13 +852,19 @@
                               </w:rPr>
                             </w:pPr>
                             <w:r>
-                              <w:rPr>
-                                <w:rFonts w:asciiTheme="majorHAnsi" w:eastAsiaTheme="majorEastAsia" w:hAnsiTheme="majorHAnsi" w:cstheme="majorBidi"/>
-                                <w:color w:val="595959" w:themeColor="text1" w:themeTint="A6"/>
-                                <w:sz w:val="72"/>
-                                <w:szCs w:val="72"/>
-                              </w:rPr>
                               <w:t>Dato: 9/12 2025</w:t>
+                            </w:r>
+                            <w:r>
+                              <w:br/>
+                              <w:t xml:space="preserve">Antal </w:t>
+                            </w:r>
+                            <w:proofErr w:type="spellStart"/>
+                            <w:r>
+                              <w:t>tegn</w:t>
+                            </w:r>
+                            <w:proofErr w:type="spellEnd"/>
+                            <w:r>
+                              <w:t xml:space="preserve">: </w:t>
                             </w:r>
                           </w:p>
                         </w:txbxContent>
@@ -868,6 +876,14 @@
               </mc:Fallback>
             </mc:AlternateContent>
           </w:r>
+          <w:commentRangeStart w:id="0"/>
+          <w:commentRangeEnd w:id="0"/>
+          <w:r>
+            <w:rPr>
+              <w:rStyle w:val="Kommentarhenvisning"/>
+            </w:rPr>
+            <w:commentReference w:id="0"/>
+          </w:r>
         </w:p>
         <w:p>
           <w:r>
@@ -897,6 +913,9 @@
       <w:r>
         <w:t xml:space="preserve"> test og finde fejl og mangler på den måde. Jeg stod bare med et problem: min landingsside var ikke brugbar at lave en analyse eller test på. Så det kunne ikke lade sig gøre. Når jeg kiggede på min opgave med et kritisk øje, kunne jeg dog se masser af fejl og mangler, jeg gerne ville forbedre. Heuristisk analyse. Med mig selv som ekspert. Så jeg satte nogle konkrete og ret optimistiske mål for mig selv:</w:t>
       </w:r>
+      <w:r>
+        <w:t xml:space="preserve"> </w:t>
+      </w:r>
     </w:p>
     <w:p/>
     <w:p>
@@ -930,17 +949,17 @@
     </w:p>
     <w:p>
       <w:r>
-        <w:t xml:space="preserve">Lave en ny persona ud fra research. </w:t>
-      </w:r>
-    </w:p>
-    <w:p>
-      <w:r>
-        <w:t>At gøre siden interaktiv og lave et designsystem.</w:t>
-      </w:r>
-    </w:p>
-    <w:p>
-      <w:r>
-        <w:t>Anvende components, animationer og interaktioner.</w:t>
+        <w:t>Lave en ny persona ud fra research</w:t>
+      </w:r>
+    </w:p>
+    <w:p>
+      <w:r>
+        <w:t>At gøre siden interaktiv og lave et designsystem</w:t>
+      </w:r>
+    </w:p>
+    <w:p>
+      <w:r>
+        <w:t>Anvende components, animationer og interaktioner</w:t>
       </w:r>
     </w:p>
     <w:p>
@@ -966,7 +985,7 @@
     </w:p>
     <w:p>
       <w:r>
-        <w:t xml:space="preserve">Løbende udføre heuristisk analyse på siden -klar til at forsætte den iterative proces. </w:t>
+        <w:t>Løbende udføre heuristisk analyse på siden</w:t>
       </w:r>
     </w:p>
     <w:p>
@@ -979,7 +998,7 @@
       </w:r>
       <w:proofErr w:type="spellEnd"/>
       <w:r>
-        <w:t xml:space="preserve"> app – for at give en ide til den app, der var en del af den originale opgavebeskrivelse.</w:t>
+        <w:t xml:space="preserve"> app – for at give en ide til den app, der var en del af den originale opgavebeskrivelse</w:t>
       </w:r>
     </w:p>
     <w:p/>
@@ -1044,7 +1063,10 @@
       </w:r>
       <w:proofErr w:type="gramEnd"/>
       <w:r>
-        <w:t xml:space="preserve"> og implementere mere JavaScript i koden, så siden bliver mere interaktiv.</w:t>
+        <w:t xml:space="preserve"> og implementere mere JavaScript i koden, så siden bliver mere interakti</w:t>
+      </w:r>
+      <w:r>
+        <w:t>v</w:t>
       </w:r>
     </w:p>
     <w:p>
@@ -1070,7 +1092,7 @@
     </w:p>
     <w:p>
       <w:r>
-        <w:t xml:space="preserve">Oprette en underside (productsite), så knapper og links på siden får en funktion. </w:t>
+        <w:t>Oprette en underside (productsite), så knapper og links på siden får en funktion</w:t>
       </w:r>
     </w:p>
     <w:p/>
@@ -1100,6 +1122,9 @@
       <w:r>
         <w:br/>
         <w:t xml:space="preserve">Under første projekt oplevede vi i gruppen en generel uoverensstemmelse med den givne målgruppe/opgavebeskrivelse og de personer, vi fik fat på, da vi lavede research på målgruppen. </w:t>
+      </w:r>
+      <w:r>
+        <w:t>Det var frustrerende at lave en landingsside til en persona og målgruppe, vi ikke følte eksisterede.</w:t>
       </w:r>
     </w:p>
     <w:p>
@@ -1176,7 +1201,7 @@
                     <pic:cNvPicPr/>
                   </pic:nvPicPr>
                   <pic:blipFill>
-                    <a:blip r:embed="rId8" cstate="print">
+                    <a:blip r:embed="rId12" cstate="print">
                       <a:extLst>
                         <a:ext uri="{28A0092B-C50C-407E-A947-70E740481C1C}">
                           <a14:useLocalDpi xmlns:a14="http://schemas.microsoft.com/office/drawing/2010/main" val="0"/>
@@ -1210,14 +1235,24 @@
       <w:r>
         <w:t xml:space="preserve">Figur </w:t>
       </w:r>
-      <w:fldSimple w:instr=" SEQ Figur \* ARABIC ">
-        <w:r>
-          <w:rPr>
-            <w:noProof/>
-          </w:rPr>
-          <w:t>1</w:t>
-        </w:r>
-      </w:fldSimple>
+      <w:r>
+        <w:fldChar w:fldCharType="begin"/>
+      </w:r>
+      <w:r>
+        <w:instrText xml:space="preserve"> SEQ Figur \* ARABIC </w:instrText>
+      </w:r>
+      <w:r>
+        <w:fldChar w:fldCharType="separate"/>
+      </w:r>
+      <w:r>
+        <w:rPr>
+          <w:noProof/>
+        </w:rPr>
+        <w:t>1</w:t>
+      </w:r>
+      <w:r>
+        <w:fldChar w:fldCharType="end"/>
+      </w:r>
       <w:r>
         <w:t xml:space="preserve">: Målgruppe fra opgavebeskrivelsen til </w:t>
       </w:r>
@@ -1375,6 +1410,55 @@
     <w:p/>
     <w:p>
       <w:r>
+        <w:rPr>
+          <w:noProof/>
+        </w:rPr>
+        <w:drawing>
+          <wp:inline distT="0" distB="0" distL="0" distR="0" wp14:anchorId="031936DF" wp14:editId="35063F1A">
+            <wp:extent cx="6120130" cy="3977640"/>
+            <wp:effectExtent l="0" t="0" r="1270" b="0"/>
+            <wp:docPr id="178861832" name="Billede 6" descr="Et billede, der indeholder tekst, skærmbillede&#10;&#10;AI-genereret indhold kan være ukorrekt."/>
+            <wp:cNvGraphicFramePr>
+              <a:graphicFrameLocks xmlns:a="http://schemas.openxmlformats.org/drawingml/2006/main" noChangeAspect="1"/>
+            </wp:cNvGraphicFramePr>
+            <a:graphic xmlns:a="http://schemas.openxmlformats.org/drawingml/2006/main">
+              <a:graphicData uri="http://schemas.openxmlformats.org/drawingml/2006/picture">
+                <pic:pic xmlns:pic="http://schemas.openxmlformats.org/drawingml/2006/picture">
+                  <pic:nvPicPr>
+                    <pic:cNvPr id="178861832" name="Billede 6" descr="Et billede, der indeholder tekst, skærmbillede&#10;&#10;AI-genereret indhold kan være ukorrekt."/>
+                    <pic:cNvPicPr/>
+                  </pic:nvPicPr>
+                  <pic:blipFill>
+                    <a:blip r:embed="rId13">
+                      <a:extLst>
+                        <a:ext uri="{28A0092B-C50C-407E-A947-70E740481C1C}">
+                          <a14:useLocalDpi xmlns:a14="http://schemas.microsoft.com/office/drawing/2010/main" val="0"/>
+                        </a:ext>
+                      </a:extLst>
+                    </a:blip>
+                    <a:stretch>
+                      <a:fillRect/>
+                    </a:stretch>
+                  </pic:blipFill>
+                  <pic:spPr>
+                    <a:xfrm>
+                      <a:off x="0" y="0"/>
+                      <a:ext cx="6120130" cy="3977640"/>
+                    </a:xfrm>
+                    <a:prstGeom prst="rect">
+                      <a:avLst/>
+                    </a:prstGeom>
+                  </pic:spPr>
+                </pic:pic>
+              </a:graphicData>
+            </a:graphic>
+          </wp:inline>
+        </w:drawing>
+      </w:r>
+    </w:p>
+    <w:p/>
+    <w:p>
+      <w:r>
         <w:t xml:space="preserve">Til sidst valgte jeg også at dykke lidt ned i opgavebeskrivelsens anden del: Social </w:t>
       </w:r>
       <w:proofErr w:type="spellStart"/>
@@ -1413,12 +1497,16 @@
         <w:t xml:space="preserve"> app. </w:t>
       </w:r>
     </w:p>
+    <w:p/>
+    <w:p/>
+    <w:p/>
     <w:p>
       <w:pPr>
         <w:pStyle w:val="Overskrift1"/>
       </w:pPr>
       <w:proofErr w:type="gramStart"/>
       <w:r>
+        <w:lastRenderedPageBreak/>
         <w:t>UX konstruktion</w:t>
       </w:r>
       <w:proofErr w:type="gramEnd"/>
@@ -1453,12 +1541,19 @@
         <w:t>Her er de vigtigste optimeringer:</w:t>
       </w:r>
     </w:p>
+    <w:p/>
     <w:p>
       <w:pPr>
         <w:pStyle w:val="Overskrift2"/>
       </w:pPr>
       <w:r>
-        <w:t>1: variabler</w:t>
+        <w:t xml:space="preserve">1: </w:t>
+      </w:r>
+      <w:r>
+        <w:t>V</w:t>
+      </w:r>
+      <w:r>
+        <w:t>ariabler</w:t>
       </w:r>
     </w:p>
     <w:p>
@@ -1498,6 +1593,7 @@
         <w:t xml:space="preserve">-mode. </w:t>
       </w:r>
     </w:p>
+    <w:p/>
     <w:p>
       <w:pPr>
         <w:pStyle w:val="Overskrift2"/>
@@ -1560,14 +1656,18 @@
         <w:t>når man gør vinduet mindre. Det skulle gerne være til at gribe fat på med @media, men det er ikke noget, jeg har valgt at lægge mit fokus på.</w:t>
       </w:r>
     </w:p>
-    <w:p>
+    <w:p/>
+    <w:p>
+      <w:pPr>
+        <w:pStyle w:val="Overskrift2"/>
+      </w:pPr>
       <w:r>
         <w:t>3: JSON og JavaScript</w:t>
       </w:r>
     </w:p>
     <w:p>
       <w:r>
-        <w:t xml:space="preserve">Det har dog været vigtigt for mig at sætte mig mere ind i, hvad JSON og JS kan bruges til på sådan en side. Derfor valgte jeg også </w:t>
+        <w:t xml:space="preserve">Det har dog været vigtigt for mig at sætte mig mere ind i, hvad JSON og JS kan bruges til. Derfor valgte jeg også </w:t>
       </w:r>
       <w:proofErr w:type="gramStart"/>
       <w:r>
@@ -1594,42 +1694,46 @@
       </w:r>
       <w:proofErr w:type="gramEnd"/>
       <w:r>
-        <w:t xml:space="preserve"> og har dermed et mere dynamisk site</w:t>
-      </w:r>
-    </w:p>
-    <w:p>
+        <w:t xml:space="preserve"> og har et mere dynamisk site</w:t>
+      </w:r>
+      <w:r>
+        <w:t>.</w:t>
+      </w:r>
+    </w:p>
+    <w:p>
+      <w:r>
+        <w:t xml:space="preserve">Derudover har jeg lavet en karrusel slider med billeder af produktet. Med mere tid ville jeg sætte mig ind i hvordan man med js kan erstatte billederne i karrusellen med billeder fra </w:t>
+      </w:r>
+      <w:proofErr w:type="gramStart"/>
+      <w:r>
+        <w:t>JSON filen</w:t>
+      </w:r>
+      <w:proofErr w:type="gramEnd"/>
+      <w:r>
+        <w:t xml:space="preserve"> – så de ændrede sig med min </w:t>
+      </w:r>
+      <w:proofErr w:type="spellStart"/>
+      <w:proofErr w:type="gramStart"/>
+      <w:r>
+        <w:t>selectProduct</w:t>
+      </w:r>
+      <w:proofErr w:type="spellEnd"/>
+      <w:r>
+        <w:t>(</w:t>
+      </w:r>
+      <w:proofErr w:type="gramEnd"/>
+      <w:r>
+        <w:t xml:space="preserve">) funktion. </w:t>
+      </w:r>
+    </w:p>
+    <w:p/>
+    <w:p/>
+    <w:p>
+      <w:pPr>
+        <w:pStyle w:val="Overskrift2"/>
+      </w:pPr>
       <w:r>
         <w:lastRenderedPageBreak/>
-        <w:t xml:space="preserve">Derudover har jeg lavet en karrusel slider med billeder af produktet. Med mere tid ville jeg sætte mig ind i hvordan man med js kan erstatte billederne i karrusellen med billeder fra </w:t>
-      </w:r>
-      <w:proofErr w:type="gramStart"/>
-      <w:r>
-        <w:t>JSON filen</w:t>
-      </w:r>
-      <w:proofErr w:type="gramEnd"/>
-      <w:r>
-        <w:t xml:space="preserve"> – så de ændrede sig med min </w:t>
-      </w:r>
-      <w:proofErr w:type="spellStart"/>
-      <w:proofErr w:type="gramStart"/>
-      <w:r>
-        <w:t>selectProduct</w:t>
-      </w:r>
-      <w:proofErr w:type="spellEnd"/>
-      <w:r>
-        <w:t>(</w:t>
-      </w:r>
-      <w:proofErr w:type="gramEnd"/>
-      <w:r>
-        <w:t xml:space="preserve">) funktion. </w:t>
-      </w:r>
-    </w:p>
-    <w:p/>
-    <w:p>
-      <w:pPr>
-        <w:pStyle w:val="Overskrift2"/>
-      </w:pPr>
-      <w:r>
         <w:t>4:</w:t>
       </w:r>
       <w:r>
@@ -1663,13 +1767,13 @@
         <mc:AlternateContent>
           <mc:Choice Requires="wps">
             <w:drawing>
-              <wp:anchor distT="0" distB="0" distL="114300" distR="114300" simplePos="0" relativeHeight="251662336" behindDoc="1" locked="0" layoutInCell="1" allowOverlap="1" wp14:anchorId="4CAE3DBD" wp14:editId="78EF6F54">
+              <wp:anchor distT="0" distB="0" distL="114300" distR="114300" simplePos="0" relativeHeight="251662336" behindDoc="1" locked="0" layoutInCell="1" allowOverlap="1" wp14:anchorId="4CAE3DBD" wp14:editId="06EF7276">
                 <wp:simplePos x="0" y="0"/>
                 <wp:positionH relativeFrom="column">
-                  <wp:posOffset>-245745</wp:posOffset>
+                  <wp:posOffset>-343708</wp:posOffset>
                 </wp:positionH>
                 <wp:positionV relativeFrom="paragraph">
-                  <wp:posOffset>5174615</wp:posOffset>
+                  <wp:posOffset>4933315</wp:posOffset>
                 </wp:positionV>
                 <wp:extent cx="3745865" cy="635"/>
                 <wp:effectExtent l="0" t="0" r="635" b="12065"/>
@@ -1715,14 +1819,24 @@
                             <w:r>
                               <w:t xml:space="preserve">Figur </w:t>
                             </w:r>
-                            <w:fldSimple w:instr=" SEQ Figur \* ARABIC ">
-                              <w:r>
-                                <w:rPr>
-                                  <w:noProof/>
-                                </w:rPr>
-                                <w:t>2</w:t>
-                              </w:r>
-                            </w:fldSimple>
+                            <w:r>
+                              <w:fldChar w:fldCharType="begin"/>
+                            </w:r>
+                            <w:r>
+                              <w:instrText xml:space="preserve"> SEQ Figur \* ARABIC </w:instrText>
+                            </w:r>
+                            <w:r>
+                              <w:fldChar w:fldCharType="separate"/>
+                            </w:r>
+                            <w:r>
+                              <w:rPr>
+                                <w:noProof/>
+                              </w:rPr>
+                              <w:t>2</w:t>
+                            </w:r>
+                            <w:r>
+                              <w:fldChar w:fldCharType="end"/>
+                            </w:r>
                             <w:r>
                               <w:t>: Original kode fra 1. projekt</w:t>
                             </w:r>
@@ -1743,7 +1857,7 @@
           </mc:Choice>
           <mc:Fallback>
             <w:pict>
-              <v:shape w14:anchorId="4CAE3DBD" id="Tekstfelt 1" o:spid="_x0000_s1030" type="#_x0000_t202" style="position:absolute;margin-left:-19.35pt;margin-top:407.45pt;width:294.95pt;height:.05pt;z-index:-251654144;visibility:visible;mso-wrap-style:square;mso-wrap-distance-left:9pt;mso-wrap-distance-top:0;mso-wrap-distance-right:9pt;mso-wrap-distance-bottom:0;mso-position-horizontal:absolute;mso-position-horizontal-relative:text;mso-position-vertical:absolute;mso-position-vertical-relative:text;v-text-anchor:top" o:gfxdata="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" stroked="f">
+              <v:shape w14:anchorId="4CAE3DBD" id="Tekstfelt 1" o:spid="_x0000_s1030" type="#_x0000_t202" style="position:absolute;margin-left:-27.05pt;margin-top:388.45pt;width:294.95pt;height:.05pt;z-index:-251654144;visibility:visible;mso-wrap-style:square;mso-wrap-distance-left:9pt;mso-wrap-distance-top:0;mso-wrap-distance-right:9pt;mso-wrap-distance-bottom:0;mso-position-horizontal:absolute;mso-position-horizontal-relative:text;mso-position-vertical:absolute;mso-position-vertical-relative:text;v-text-anchor:top" o:gfxdata="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" stroked="f">
                 <v:textbox style="mso-fit-shape-to-text:t" inset="0,0,0,0">
                   <w:txbxContent>
                     <w:p>
@@ -1756,14 +1870,24 @@
                       <w:r>
                         <w:t xml:space="preserve">Figur </w:t>
                       </w:r>
-                      <w:fldSimple w:instr=" SEQ Figur \* ARABIC ">
-                        <w:r>
-                          <w:rPr>
-                            <w:noProof/>
-                          </w:rPr>
-                          <w:t>2</w:t>
-                        </w:r>
-                      </w:fldSimple>
+                      <w:r>
+                        <w:fldChar w:fldCharType="begin"/>
+                      </w:r>
+                      <w:r>
+                        <w:instrText xml:space="preserve"> SEQ Figur \* ARABIC </w:instrText>
+                      </w:r>
+                      <w:r>
+                        <w:fldChar w:fldCharType="separate"/>
+                      </w:r>
+                      <w:r>
+                        <w:rPr>
+                          <w:noProof/>
+                        </w:rPr>
+                        <w:t>2</w:t>
+                      </w:r>
+                      <w:r>
+                        <w:fldChar w:fldCharType="end"/>
+                      </w:r>
                       <w:r>
                         <w:t>: Original kode fra 1. projekt</w:t>
                       </w:r>
@@ -1777,162 +1901,220 @@
         </mc:AlternateContent>
       </w:r>
       <w:r>
-        <w:t xml:space="preserve">Vores originale løsning til </w:t>
-      </w:r>
-      <w:proofErr w:type="spellStart"/>
-      <w:r>
-        <w:t>day</w:t>
-      </w:r>
-      <w:proofErr w:type="spellEnd"/>
-      <w:r>
-        <w:t>/</w:t>
-      </w:r>
-      <w:proofErr w:type="spellStart"/>
-      <w:r>
-        <w:t>night</w:t>
-      </w:r>
-      <w:proofErr w:type="spellEnd"/>
-      <w:r>
-        <w:t xml:space="preserve"> </w:t>
-      </w:r>
-      <w:proofErr w:type="spellStart"/>
-      <w:r>
-        <w:t>toggle</w:t>
-      </w:r>
-      <w:proofErr w:type="spellEnd"/>
-      <w:r>
-        <w:t xml:space="preserve"> var to forskellige CSS og HTML filer (e</w:t>
-      </w:r>
-      <w:r>
-        <w:t xml:space="preserve">n til </w:t>
-      </w:r>
-      <w:proofErr w:type="spellStart"/>
-      <w:r>
-        <w:t>day</w:t>
-      </w:r>
-      <w:proofErr w:type="spellEnd"/>
-      <w:r>
-        <w:t xml:space="preserve"> og en til </w:t>
-      </w:r>
-      <w:proofErr w:type="spellStart"/>
-      <w:r>
-        <w:t>night</w:t>
-      </w:r>
-      <w:proofErr w:type="spellEnd"/>
-      <w:r>
-        <w:t xml:space="preserve">) med et kort js afsnit der lyttede til om </w:t>
-      </w:r>
-      <w:proofErr w:type="spellStart"/>
-      <w:r>
-        <w:t>toggle</w:t>
-      </w:r>
-      <w:proofErr w:type="spellEnd"/>
-      <w:r>
-        <w:t xml:space="preserve"> var </w:t>
-      </w:r>
-      <w:proofErr w:type="spellStart"/>
-      <w:r>
-        <w:t>checked</w:t>
-      </w:r>
-      <w:proofErr w:type="spellEnd"/>
-      <w:r>
-        <w:t xml:space="preserve"> eller ikke. Det tænkte jeg helt klart kunne optimeres – nu hvor jeg har brugt tid på at lave variabler. Jeg kiggede på den originale kode med </w:t>
-      </w:r>
-      <w:proofErr w:type="spellStart"/>
-      <w:r>
-        <w:t>if</w:t>
-      </w:r>
-      <w:proofErr w:type="spellEnd"/>
-      <w:r>
-        <w:t>/</w:t>
-      </w:r>
-      <w:proofErr w:type="spellStart"/>
-      <w:r>
-        <w:t>else</w:t>
-      </w:r>
-      <w:proofErr w:type="spellEnd"/>
-      <w:r>
-        <w:t xml:space="preserve"> funktionen undersøgte</w:t>
-      </w:r>
-      <w:r>
-        <w:t>,</w:t>
-      </w:r>
-      <w:r>
-        <w:t xml:space="preserve"> hvordan man kan ændre i </w:t>
-      </w:r>
-      <w:proofErr w:type="spellStart"/>
-      <w:r>
-        <w:t>CSS’en</w:t>
-      </w:r>
-      <w:proofErr w:type="spellEnd"/>
-      <w:r>
-        <w:t xml:space="preserve"> fra js</w:t>
-      </w:r>
-      <w:r>
-        <w:t>. Det kan man</w:t>
-      </w:r>
-      <w:r>
-        <w:t xml:space="preserve"> med </w:t>
-      </w:r>
-      <w:proofErr w:type="spellStart"/>
-      <w:r>
-        <w:t>setProperty</w:t>
-      </w:r>
-      <w:proofErr w:type="spellEnd"/>
-      <w:r>
-        <w:t xml:space="preserve"> funktionen, der går ind, finder det givne sted og ændrer det, der er angivet i variablen. Derfor ændrede jeg også baggrundsbilledet i hero sektionen til en variabel</w:t>
-      </w:r>
-      <w:r>
-        <w:t xml:space="preserve">. Derefter brugte jeg den originale kode fra før til at sætte en </w:t>
-      </w:r>
-      <w:proofErr w:type="spellStart"/>
-      <w:r>
-        <w:t>eventlistener</w:t>
-      </w:r>
-      <w:proofErr w:type="spellEnd"/>
-      <w:r>
-        <w:t xml:space="preserve"> på </w:t>
-      </w:r>
-      <w:proofErr w:type="spellStart"/>
-      <w:r>
-        <w:t>togglen</w:t>
-      </w:r>
-      <w:proofErr w:type="spellEnd"/>
-      <w:r>
-        <w:t xml:space="preserve">, så den nye funktion med ændringer i </w:t>
-      </w:r>
-      <w:proofErr w:type="spellStart"/>
-      <w:r>
-        <w:t>CSS’en</w:t>
-      </w:r>
-      <w:proofErr w:type="spellEnd"/>
-      <w:r>
-        <w:t xml:space="preserve"> bliver fyret af, når </w:t>
-      </w:r>
-      <w:proofErr w:type="spellStart"/>
-      <w:r>
-        <w:t>toggle</w:t>
-      </w:r>
-      <w:proofErr w:type="spellEnd"/>
-      <w:r>
-        <w:t xml:space="preserve"> = </w:t>
-      </w:r>
-      <w:proofErr w:type="spellStart"/>
-      <w:r>
-        <w:t>checked</w:t>
-      </w:r>
-      <w:proofErr w:type="spellEnd"/>
-      <w:r>
-        <w:t xml:space="preserve"> – og med en default som er det samme som den givne variabels værdi til at starte med. </w:t>
-      </w:r>
-    </w:p>
-    <w:p>
-      <w:r>
         <w:rPr>
           <w:noProof/>
         </w:rPr>
         <w:drawing>
-          <wp:anchor distT="0" distB="0" distL="114300" distR="114300" simplePos="0" relativeHeight="251658240" behindDoc="1" locked="0" layoutInCell="1" allowOverlap="1" wp14:anchorId="1EC9181B" wp14:editId="3095B8AC">
+          <wp:anchor distT="0" distB="0" distL="114300" distR="114300" simplePos="0" relativeHeight="251659264" behindDoc="1" locked="0" layoutInCell="1" allowOverlap="1" wp14:anchorId="262C910F" wp14:editId="7136591C">
+            <wp:simplePos x="0" y="0"/>
+            <wp:positionH relativeFrom="column">
+              <wp:posOffset>-345440</wp:posOffset>
+            </wp:positionH>
+            <wp:positionV relativeFrom="paragraph">
+              <wp:posOffset>2113338</wp:posOffset>
+            </wp:positionV>
+            <wp:extent cx="3745865" cy="2713355"/>
+            <wp:effectExtent l="0" t="0" r="635" b="4445"/>
+            <wp:wrapTight wrapText="bothSides">
+              <wp:wrapPolygon edited="0">
+                <wp:start x="0" y="0"/>
+                <wp:lineTo x="0" y="21534"/>
+                <wp:lineTo x="21530" y="21534"/>
+                <wp:lineTo x="21530" y="0"/>
+                <wp:lineTo x="0" y="0"/>
+              </wp:wrapPolygon>
+            </wp:wrapTight>
+            <wp:docPr id="370179670" name="Billede 3" descr="Et billede, der indeholder tekst, skærmbillede&#10;&#10;AI-genereret indhold kan være ukorrekt."/>
+            <wp:cNvGraphicFramePr>
+              <a:graphicFrameLocks xmlns:a="http://schemas.openxmlformats.org/drawingml/2006/main" noChangeAspect="1"/>
+            </wp:cNvGraphicFramePr>
+            <a:graphic xmlns:a="http://schemas.openxmlformats.org/drawingml/2006/main">
+              <a:graphicData uri="http://schemas.openxmlformats.org/drawingml/2006/picture">
+                <pic:pic xmlns:pic="http://schemas.openxmlformats.org/drawingml/2006/picture">
+                  <pic:nvPicPr>
+                    <pic:cNvPr id="370179670" name="Billede 3" descr="Et billede, der indeholder tekst, skærmbillede&#10;&#10;AI-genereret indhold kan være ukorrekt."/>
+                    <pic:cNvPicPr/>
+                  </pic:nvPicPr>
+                  <pic:blipFill>
+                    <a:blip r:embed="rId14" cstate="print">
+                      <a:extLst>
+                        <a:ext uri="{28A0092B-C50C-407E-A947-70E740481C1C}">
+                          <a14:useLocalDpi xmlns:a14="http://schemas.microsoft.com/office/drawing/2010/main" val="0"/>
+                        </a:ext>
+                      </a:extLst>
+                    </a:blip>
+                    <a:stretch>
+                      <a:fillRect/>
+                    </a:stretch>
+                  </pic:blipFill>
+                  <pic:spPr>
+                    <a:xfrm>
+                      <a:off x="0" y="0"/>
+                      <a:ext cx="3745865" cy="2713355"/>
+                    </a:xfrm>
+                    <a:prstGeom prst="rect">
+                      <a:avLst/>
+                    </a:prstGeom>
+                  </pic:spPr>
+                </pic:pic>
+              </a:graphicData>
+            </a:graphic>
+            <wp14:sizeRelH relativeFrom="page">
+              <wp14:pctWidth>0</wp14:pctWidth>
+            </wp14:sizeRelH>
+            <wp14:sizeRelV relativeFrom="page">
+              <wp14:pctHeight>0</wp14:pctHeight>
+            </wp14:sizeRelV>
+          </wp:anchor>
+        </w:drawing>
+      </w:r>
+      <w:r>
+        <w:t xml:space="preserve">Vores originale løsning til </w:t>
+      </w:r>
+      <w:proofErr w:type="spellStart"/>
+      <w:r>
+        <w:t>day</w:t>
+      </w:r>
+      <w:proofErr w:type="spellEnd"/>
+      <w:r>
+        <w:t>/</w:t>
+      </w:r>
+      <w:proofErr w:type="spellStart"/>
+      <w:r>
+        <w:t>night</w:t>
+      </w:r>
+      <w:proofErr w:type="spellEnd"/>
+      <w:r>
+        <w:t xml:space="preserve"> </w:t>
+      </w:r>
+      <w:proofErr w:type="spellStart"/>
+      <w:r>
+        <w:t>toggle</w:t>
+      </w:r>
+      <w:proofErr w:type="spellEnd"/>
+      <w:r>
+        <w:t xml:space="preserve"> var to forskellige CSS og HTML filer (e</w:t>
+      </w:r>
+      <w:r>
+        <w:t xml:space="preserve">n til </w:t>
+      </w:r>
+      <w:proofErr w:type="spellStart"/>
+      <w:r>
+        <w:t>day</w:t>
+      </w:r>
+      <w:proofErr w:type="spellEnd"/>
+      <w:r>
+        <w:t xml:space="preserve"> og en til </w:t>
+      </w:r>
+      <w:proofErr w:type="spellStart"/>
+      <w:r>
+        <w:t>night</w:t>
+      </w:r>
+      <w:proofErr w:type="spellEnd"/>
+      <w:r>
+        <w:t xml:space="preserve">) med et kort js afsnit der lyttede til om </w:t>
+      </w:r>
+      <w:proofErr w:type="spellStart"/>
+      <w:r>
+        <w:t>toggle</w:t>
+      </w:r>
+      <w:proofErr w:type="spellEnd"/>
+      <w:r>
+        <w:t xml:space="preserve"> var </w:t>
+      </w:r>
+      <w:proofErr w:type="spellStart"/>
+      <w:r>
+        <w:t>checked</w:t>
+      </w:r>
+      <w:proofErr w:type="spellEnd"/>
+      <w:r>
+        <w:t xml:space="preserve">. Det tænkte jeg helt klart kunne optimeres – nu hvor jeg har brugt tid på at lave variabler. Jeg kiggede på den originale kode med </w:t>
+      </w:r>
+      <w:proofErr w:type="spellStart"/>
+      <w:r>
+        <w:t>if</w:t>
+      </w:r>
+      <w:proofErr w:type="spellEnd"/>
+      <w:r>
+        <w:t>/</w:t>
+      </w:r>
+      <w:proofErr w:type="spellStart"/>
+      <w:r>
+        <w:t>else</w:t>
+      </w:r>
+      <w:proofErr w:type="spellEnd"/>
+      <w:r>
+        <w:t xml:space="preserve"> funktionen </w:t>
+      </w:r>
+      <w:r>
+        <w:t xml:space="preserve">og </w:t>
+      </w:r>
+      <w:r>
+        <w:t>undersøgte</w:t>
+      </w:r>
+      <w:r>
+        <w:t>,</w:t>
+      </w:r>
+      <w:r>
+        <w:t xml:space="preserve"> hvordan man kan ændre i CSS fra js</w:t>
+      </w:r>
+      <w:r>
+        <w:t>. Det kan man</w:t>
+      </w:r>
+      <w:r>
+        <w:t xml:space="preserve"> med </w:t>
+      </w:r>
+      <w:proofErr w:type="spellStart"/>
+      <w:r>
+        <w:t>setProperty</w:t>
+      </w:r>
+      <w:proofErr w:type="spellEnd"/>
+      <w:r>
+        <w:t xml:space="preserve"> funktionen, der går ind, finder det givne sted og ændrer det, der er angivet i variablen. Derfor ændrede jeg også baggrundsbilledet i hero sektionen til en variabel</w:t>
+      </w:r>
+      <w:r>
+        <w:t xml:space="preserve">. Derefter brugte jeg den originale kode fra før til at sætte en </w:t>
+      </w:r>
+      <w:proofErr w:type="spellStart"/>
+      <w:r>
+        <w:t>eventlistener</w:t>
+      </w:r>
+      <w:proofErr w:type="spellEnd"/>
+      <w:r>
+        <w:t xml:space="preserve"> på </w:t>
+      </w:r>
+      <w:proofErr w:type="spellStart"/>
+      <w:r>
+        <w:t>togglen</w:t>
+      </w:r>
+      <w:proofErr w:type="spellEnd"/>
+      <w:r>
+        <w:t xml:space="preserve">, så den nye funktion med ændringer i CSS bliver fyret af, når </w:t>
+      </w:r>
+      <w:proofErr w:type="spellStart"/>
+      <w:r>
+        <w:t>toggle</w:t>
+      </w:r>
+      <w:proofErr w:type="spellEnd"/>
+      <w:r>
+        <w:t xml:space="preserve"> = </w:t>
+      </w:r>
+      <w:proofErr w:type="spellStart"/>
+      <w:r>
+        <w:t>checked</w:t>
+      </w:r>
+      <w:proofErr w:type="spellEnd"/>
+      <w:r>
+        <w:t xml:space="preserve"> – og med en default som er det samme som den givne variabels værdi til at starte med. </w:t>
+      </w:r>
+    </w:p>
+    <w:p>
+      <w:r>
+        <w:rPr>
+          <w:noProof/>
+        </w:rPr>
+        <w:drawing>
+          <wp:anchor distT="0" distB="0" distL="114300" distR="114300" simplePos="0" relativeHeight="251658240" behindDoc="1" locked="0" layoutInCell="1" allowOverlap="1" wp14:anchorId="1EC9181B" wp14:editId="40B26C49">
             <wp:simplePos x="0" y="0"/>
             <wp:positionH relativeFrom="column">
               <wp:posOffset>3498058</wp:posOffset>
@@ -1963,7 +2145,7 @@
                     <pic:cNvPicPr/>
                   </pic:nvPicPr>
                   <pic:blipFill>
-                    <a:blip r:embed="rId9" cstate="print">
+                    <a:blip r:embed="rId15" cstate="print">
                       <a:extLst>
                         <a:ext uri="{28A0092B-C50C-407E-A947-70E740481C1C}">
                           <a14:useLocalDpi xmlns:a14="http://schemas.microsoft.com/office/drawing/2010/main" val="0"/>
@@ -1978,74 +2160,6 @@
                     <a:xfrm>
                       <a:off x="0" y="0"/>
                       <a:ext cx="2938780" cy="3326130"/>
-                    </a:xfrm>
-                    <a:prstGeom prst="rect">
-                      <a:avLst/>
-                    </a:prstGeom>
-                  </pic:spPr>
-                </pic:pic>
-              </a:graphicData>
-            </a:graphic>
-            <wp14:sizeRelH relativeFrom="page">
-              <wp14:pctWidth>0</wp14:pctWidth>
-            </wp14:sizeRelH>
-            <wp14:sizeRelV relativeFrom="page">
-              <wp14:pctHeight>0</wp14:pctHeight>
-            </wp14:sizeRelV>
-          </wp:anchor>
-        </w:drawing>
-      </w:r>
-      <w:r>
-        <w:rPr>
-          <w:noProof/>
-        </w:rPr>
-        <w:drawing>
-          <wp:anchor distT="0" distB="0" distL="114300" distR="114300" simplePos="0" relativeHeight="251659264" behindDoc="1" locked="0" layoutInCell="1" allowOverlap="1" wp14:anchorId="262C910F" wp14:editId="0BEF64A2">
-            <wp:simplePos x="0" y="0"/>
-            <wp:positionH relativeFrom="column">
-              <wp:posOffset>-345953</wp:posOffset>
-            </wp:positionH>
-            <wp:positionV relativeFrom="paragraph">
-              <wp:posOffset>363220</wp:posOffset>
-            </wp:positionV>
-            <wp:extent cx="3745865" cy="2713355"/>
-            <wp:effectExtent l="0" t="0" r="635" b="4445"/>
-            <wp:wrapTight wrapText="bothSides">
-              <wp:wrapPolygon edited="0">
-                <wp:start x="0" y="0"/>
-                <wp:lineTo x="0" y="21534"/>
-                <wp:lineTo x="21530" y="21534"/>
-                <wp:lineTo x="21530" y="0"/>
-                <wp:lineTo x="0" y="0"/>
-              </wp:wrapPolygon>
-            </wp:wrapTight>
-            <wp:docPr id="370179670" name="Billede 3" descr="Et billede, der indeholder tekst, skærmbillede&#10;&#10;AI-genereret indhold kan være ukorrekt."/>
-            <wp:cNvGraphicFramePr>
-              <a:graphicFrameLocks xmlns:a="http://schemas.openxmlformats.org/drawingml/2006/main" noChangeAspect="1"/>
-            </wp:cNvGraphicFramePr>
-            <a:graphic xmlns:a="http://schemas.openxmlformats.org/drawingml/2006/main">
-              <a:graphicData uri="http://schemas.openxmlformats.org/drawingml/2006/picture">
-                <pic:pic xmlns:pic="http://schemas.openxmlformats.org/drawingml/2006/picture">
-                  <pic:nvPicPr>
-                    <pic:cNvPr id="370179670" name="Billede 3" descr="Et billede, der indeholder tekst, skærmbillede&#10;&#10;AI-genereret indhold kan være ukorrekt."/>
-                    <pic:cNvPicPr/>
-                  </pic:nvPicPr>
-                  <pic:blipFill>
-                    <a:blip r:embed="rId10" cstate="print">
-                      <a:extLst>
-                        <a:ext uri="{28A0092B-C50C-407E-A947-70E740481C1C}">
-                          <a14:useLocalDpi xmlns:a14="http://schemas.microsoft.com/office/drawing/2010/main" val="0"/>
-                        </a:ext>
-                      </a:extLst>
-                    </a:blip>
-                    <a:stretch>
-                      <a:fillRect/>
-                    </a:stretch>
-                  </pic:blipFill>
-                  <pic:spPr>
-                    <a:xfrm>
-                      <a:off x="0" y="0"/>
-                      <a:ext cx="3745865" cy="2713355"/>
                     </a:xfrm>
                     <a:prstGeom prst="rect">
                       <a:avLst/>
@@ -2122,14 +2236,24 @@
                             <w:r>
                               <w:t xml:space="preserve">Figur </w:t>
                             </w:r>
-                            <w:fldSimple w:instr=" SEQ Figur \* ARABIC ">
-                              <w:r>
-                                <w:rPr>
-                                  <w:noProof/>
-                                </w:rPr>
-                                <w:t>3</w:t>
-                              </w:r>
-                            </w:fldSimple>
+                            <w:r>
+                              <w:fldChar w:fldCharType="begin"/>
+                            </w:r>
+                            <w:r>
+                              <w:instrText xml:space="preserve"> SEQ Figur \* ARABIC </w:instrText>
+                            </w:r>
+                            <w:r>
+                              <w:fldChar w:fldCharType="separate"/>
+                            </w:r>
+                            <w:r>
+                              <w:rPr>
+                                <w:noProof/>
+                              </w:rPr>
+                              <w:t>3</w:t>
+                            </w:r>
+                            <w:r>
+                              <w:fldChar w:fldCharType="end"/>
+                            </w:r>
                             <w:r>
                               <w:t>: Ny, optimeret kode fra eksamensprojekt</w:t>
                             </w:r>
@@ -2163,14 +2287,24 @@
                       <w:r>
                         <w:t xml:space="preserve">Figur </w:t>
                       </w:r>
-                      <w:fldSimple w:instr=" SEQ Figur \* ARABIC ">
-                        <w:r>
-                          <w:rPr>
-                            <w:noProof/>
-                          </w:rPr>
-                          <w:t>3</w:t>
-                        </w:r>
-                      </w:fldSimple>
+                      <w:r>
+                        <w:fldChar w:fldCharType="begin"/>
+                      </w:r>
+                      <w:r>
+                        <w:instrText xml:space="preserve"> SEQ Figur \* ARABIC </w:instrText>
+                      </w:r>
+                      <w:r>
+                        <w:fldChar w:fldCharType="separate"/>
+                      </w:r>
+                      <w:r>
+                        <w:rPr>
+                          <w:noProof/>
+                        </w:rPr>
+                        <w:t>3</w:t>
+                      </w:r>
+                      <w:r>
+                        <w:fldChar w:fldCharType="end"/>
+                      </w:r>
                       <w:r>
                         <w:t>: Ny, optimeret kode fra eksamensprojekt</w:t>
                       </w:r>
@@ -2190,6 +2324,8 @@
     <w:p/>
     <w:p/>
     <w:p/>
+    <w:p/>
+    <w:p/>
     <w:p>
       <w:pPr>
         <w:pStyle w:val="Overskrift2"/>
@@ -2209,13 +2345,7 @@
       </w:r>
       <w:proofErr w:type="gramEnd"/>
       <w:r>
-        <w:t xml:space="preserve"> er ikke et færdigt produkt. Det er dog et bedre udgangspunkt for at lave tests og arbejde videre på. Jeg har i løbet af processen selv lavet tests og fået medstuderende til at teste prototypen. Jeg fik lavet en heuristisk analyse af min medstuderende Anna, som udfyldte et skema (se figur </w:t>
-      </w:r>
-      <w:r>
-        <w:t>4</w:t>
-      </w:r>
-      <w:r>
-        <w:t>) – og foretaget ændringer for at forbedre brugeroplevelsen.</w:t>
+        <w:t xml:space="preserve"> er ikke et færdigt produkt. Det er dog et bedre udgangspunkt for at lave tests og arbejde videre på. Jeg har i løbet af processen selv lavet tests og fået medstuderende til at teste prototypen. Jeg fik lavet en heuristisk analyse af min medstuderende Anna, som udfyldte et skema – og foretaget ændringer for at forbedre brugeroplevelsen.</w:t>
       </w:r>
     </w:p>
     <w:p>
@@ -2250,7 +2380,7 @@
                     <pic:cNvPicPr/>
                   </pic:nvPicPr>
                   <pic:blipFill>
-                    <a:blip r:embed="rId11" cstate="print">
+                    <a:blip r:embed="rId16" cstate="print">
                       <a:extLst>
                         <a:ext uri="{28A0092B-C50C-407E-A947-70E740481C1C}">
                           <a14:useLocalDpi xmlns:a14="http://schemas.microsoft.com/office/drawing/2010/main" val="0"/>
@@ -2358,9 +2488,9 @@
       </w:r>
     </w:p>
     <w:sectPr>
-      <w:headerReference w:type="default" r:id="rId12"/>
-      <w:footerReference w:type="even" r:id="rId13"/>
-      <w:footerReference w:type="default" r:id="rId14"/>
+      <w:headerReference w:type="default" r:id="rId17"/>
+      <w:footerReference w:type="even" r:id="rId18"/>
+      <w:footerReference w:type="default" r:id="rId19"/>
       <w:pgSz w:w="11906" w:h="16838"/>
       <w:pgMar w:top="1701" w:right="1134" w:bottom="1701" w:left="1134" w:header="708" w:footer="708" w:gutter="0"/>
       <w:pgNumType w:start="0"/>
@@ -2370,6 +2500,46 @@
     </w:sectPr>
   </w:body>
 </w:document>
+</file>
+
+<file path=word/comments.xml><?xml version="1.0" encoding="utf-8"?>
+<w:comments xmlns:wpc="http://schemas.microsoft.com/office/word/2010/wordprocessingCanvas" xmlns:cx="http://schemas.microsoft.com/office/drawing/2014/chartex" xmlns:cx1="http://schemas.microsoft.com/office/drawing/2015/9/8/chartex" xmlns:cx2="http://schemas.microsoft.com/office/drawing/2015/10/21/chartex" xmlns:cx3="http://schemas.microsoft.com/office/drawing/2016/5/9/chartex" xmlns:cx4="http://schemas.microsoft.com/office/drawing/2016/5/10/chartex" xmlns:cx5="http://schemas.microsoft.com/office/drawing/2016/5/11/chartex" xmlns:cx6="http://schemas.microsoft.com/office/drawing/2016/5/12/chartex" xmlns:cx7="http://schemas.microsoft.com/office/drawing/2016/5/13/chartex" xmlns:cx8="http://schemas.microsoft.com/office/drawing/2016/5/14/chartex" xmlns:mc="http://schemas.openxmlformats.org/markup-compatibility/2006" xmlns:aink="http://schemas.microsoft.com/office/drawing/2016/ink" xmlns:am3d="http://schemas.microsoft.com/office/drawing/2017/model3d" xmlns:o="urn:schemas-microsoft-com:office:office" xmlns:oel="http://schemas.microsoft.com/office/2019/extlst" xmlns:r="http://schemas.openxmlformats.org/officeDocument/2006/relationships" xmlns:m="http://schemas.openxmlformats.org/officeDocument/2006/math" xmlns:v="urn:schemas-microsoft-com:vml" xmlns:wp14="http://schemas.microsoft.com/office/word/2010/wordprocessingDrawing" xmlns:wp="http://schemas.openxmlformats.org/drawingml/2006/wordprocessingDrawing" xmlns:w10="urn:schemas-microsoft-com:office:word" xmlns:w="http://schemas.openxmlformats.org/wordprocessingml/2006/main" xmlns:w14="http://schemas.microsoft.com/office/word/2010/wordml" xmlns:w15="http://schemas.microsoft.com/office/word/2012/wordml" xmlns:w16cex="http://schemas.microsoft.com/office/word/2018/wordml/cex" xmlns:w16cid="http://schemas.microsoft.com/office/word/2016/wordml/cid" xmlns:w16="http://schemas.microsoft.com/office/word/2018/wordml" xmlns:w16du="http://schemas.microsoft.com/office/word/2023/wordml/word16du" xmlns:w16sdtdh="http://schemas.microsoft.com/office/word/2020/wordml/sdtdatahash" xmlns:w16sdtfl="http://schemas.microsoft.com/office/word/2024/wordml/sdtformatlock" xmlns:w16se="http://schemas.microsoft.com/office/word/2015/wordml/symex" xmlns:wpg="http://schemas.microsoft.com/office/word/2010/wordprocessingGroup" xmlns:wpi="http://schemas.microsoft.com/office/word/2010/wordprocessingInk" xmlns:wne="http://schemas.microsoft.com/office/word/2006/wordml" xmlns:wps="http://schemas.microsoft.com/office/word/2010/wordprocessingShape" mc:Ignorable="w14 w15 w16se w16cid w16 w16cex w16sdtdh w16sdtfl w16du wp14">
+  <w:comment w:id="0" w:author="millehlauridsen@gmail.com" w:date="2025-12-09T10:53:00Z" w:initials="m">
+    <w:p>
+      <w:r>
+        <w:rPr>
+          <w:rStyle w:val="Kommentarhenvisning"/>
+        </w:rPr>
+        <w:annotationRef/>
+      </w:r>
+      <w:r>
+        <w:rPr>
+          <w:sz w:val="20"/>
+          <w:szCs w:val="20"/>
+        </w:rPr>
+        <w:t xml:space="preserve">mangler forside med antal tegn </w:t>
+      </w:r>
+    </w:p>
+  </w:comment>
+</w:comments>
+</file>
+
+<file path=word/commentsExtended.xml><?xml version="1.0" encoding="utf-8"?>
+<w15:commentsEx xmlns:wpc="http://schemas.microsoft.com/office/word/2010/wordprocessingCanvas" xmlns:cx="http://schemas.microsoft.com/office/drawing/2014/chartex" xmlns:cx1="http://schemas.microsoft.com/office/drawing/2015/9/8/chartex" xmlns:cx2="http://schemas.microsoft.com/office/drawing/2015/10/21/chartex" xmlns:cx3="http://schemas.microsoft.com/office/drawing/2016/5/9/chartex" xmlns:cx4="http://schemas.microsoft.com/office/drawing/2016/5/10/chartex" xmlns:cx5="http://schemas.microsoft.com/office/drawing/2016/5/11/chartex" xmlns:cx6="http://schemas.microsoft.com/office/drawing/2016/5/12/chartex" xmlns:cx7="http://schemas.microsoft.com/office/drawing/2016/5/13/chartex" xmlns:cx8="http://schemas.microsoft.com/office/drawing/2016/5/14/chartex" xmlns:mc="http://schemas.openxmlformats.org/markup-compatibility/2006" xmlns:aink="http://schemas.microsoft.com/office/drawing/2016/ink" xmlns:am3d="http://schemas.microsoft.com/office/drawing/2017/model3d" xmlns:o="urn:schemas-microsoft-com:office:office" xmlns:oel="http://schemas.microsoft.com/office/2019/extlst" xmlns:r="http://schemas.openxmlformats.org/officeDocument/2006/relationships" xmlns:m="http://schemas.openxmlformats.org/officeDocument/2006/math" xmlns:v="urn:schemas-microsoft-com:vml" xmlns:wp14="http://schemas.microsoft.com/office/word/2010/wordprocessingDrawing" xmlns:wp="http://schemas.openxmlformats.org/drawingml/2006/wordprocessingDrawing" xmlns:w10="urn:schemas-microsoft-com:office:word" xmlns:w="http://schemas.openxmlformats.org/wordprocessingml/2006/main" xmlns:w14="http://schemas.microsoft.com/office/word/2010/wordml" xmlns:w15="http://schemas.microsoft.com/office/word/2012/wordml" xmlns:w16cex="http://schemas.microsoft.com/office/word/2018/wordml/cex" xmlns:w16cid="http://schemas.microsoft.com/office/word/2016/wordml/cid" xmlns:w16="http://schemas.microsoft.com/office/word/2018/wordml" xmlns:w16du="http://schemas.microsoft.com/office/word/2023/wordml/word16du" xmlns:w16sdtdh="http://schemas.microsoft.com/office/word/2020/wordml/sdtdatahash" xmlns:w16sdtfl="http://schemas.microsoft.com/office/word/2024/wordml/sdtformatlock" xmlns:w16se="http://schemas.microsoft.com/office/word/2015/wordml/symex" xmlns:wpg="http://schemas.microsoft.com/office/word/2010/wordprocessingGroup" xmlns:wpi="http://schemas.microsoft.com/office/word/2010/wordprocessingInk" xmlns:wne="http://schemas.microsoft.com/office/word/2006/wordml" xmlns:wps="http://schemas.microsoft.com/office/word/2010/wordprocessingShape" mc:Ignorable="w14 w15 w16se w16cid w16 w16cex w16sdtdh w16sdtfl w16du wp14">
+  <w15:commentEx w15:paraId="1ECF5272" w15:done="0"/>
+</w15:commentsEx>
+</file>
+
+<file path=word/commentsExtensible.xml><?xml version="1.0" encoding="utf-8"?>
+<w16cex:commentsExtensible xmlns:wpc="http://schemas.microsoft.com/office/word/2010/wordprocessingCanvas" xmlns:cx="http://schemas.microsoft.com/office/drawing/2014/chartex" xmlns:cx1="http://schemas.microsoft.com/office/drawing/2015/9/8/chartex" xmlns:cx2="http://schemas.microsoft.com/office/drawing/2015/10/21/chartex" xmlns:cx3="http://schemas.microsoft.com/office/drawing/2016/5/9/chartex" xmlns:cx4="http://schemas.microsoft.com/office/drawing/2016/5/10/chartex" xmlns:cx5="http://schemas.microsoft.com/office/drawing/2016/5/11/chartex" xmlns:cx6="http://schemas.microsoft.com/office/drawing/2016/5/12/chartex" xmlns:cx7="http://schemas.microsoft.com/office/drawing/2016/5/13/chartex" xmlns:cx8="http://schemas.microsoft.com/office/drawing/2016/5/14/chartex" xmlns:cr="http://schemas.microsoft.com/office/comments/2020/reactions" xmlns:mc="http://schemas.openxmlformats.org/markup-compatibility/2006" xmlns:aink="http://schemas.microsoft.com/office/drawing/2016/ink" xmlns:am3d="http://schemas.microsoft.com/office/drawing/2017/model3d" xmlns:o="urn:schemas-microsoft-com:office:office" xmlns:oel="http://schemas.microsoft.com/office/2019/extlst" xmlns:r="http://schemas.openxmlformats.org/officeDocument/2006/relationships" xmlns:m="http://schemas.openxmlformats.org/officeDocument/2006/math" xmlns:v="urn:schemas-microsoft-com:vml" xmlns:wp14="http://schemas.microsoft.com/office/word/2010/wordprocessingDrawing" xmlns:wp="http://schemas.openxmlformats.org/drawingml/2006/wordprocessingDrawing" xmlns:w10="urn:schemas-microsoft-com:office:word" xmlns:w="http://schemas.openxmlformats.org/wordprocessingml/2006/main" xmlns:w14="http://schemas.microsoft.com/office/word/2010/wordml" xmlns:w15="http://schemas.microsoft.com/office/word/2012/wordml" xmlns:w16cex="http://schemas.microsoft.com/office/word/2018/wordml/cex" xmlns:w16cid="http://schemas.microsoft.com/office/word/2016/wordml/cid" xmlns:w16="http://schemas.microsoft.com/office/word/2018/wordml" xmlns:w16du="http://schemas.microsoft.com/office/word/2023/wordml/word16du" xmlns:w16sdtdh="http://schemas.microsoft.com/office/word/2020/wordml/sdtdatahash" xmlns:w16sdtfl="http://schemas.microsoft.com/office/word/2024/wordml/sdtformatlock" xmlns:w16se="http://schemas.microsoft.com/office/word/2015/wordml/symex" xmlns:wpg="http://schemas.microsoft.com/office/word/2010/wordprocessingGroup" xmlns:wpi="http://schemas.microsoft.com/office/word/2010/wordprocessingInk" xmlns:wne="http://schemas.microsoft.com/office/word/2006/wordml" xmlns:wps="http://schemas.microsoft.com/office/word/2010/wordprocessingShape" mc:Ignorable="w14 w15 w16se w16cid w16 w16cex w16sdtdh w16sdtfl cr w16du wp14">
+  <w16cex:commentExtensible w16cex:durableId="6C1D65AB" w16cex:dateUtc="2025-12-09T09:53:00Z"/>
+</w16cex:commentsExtensible>
+</file>
+
+<file path=word/commentsIds.xml><?xml version="1.0" encoding="utf-8"?>
+<w16cid:commentsIds xmlns:wpc="http://schemas.microsoft.com/office/word/2010/wordprocessingCanvas" xmlns:cx="http://schemas.microsoft.com/office/drawing/2014/chartex" xmlns:cx1="http://schemas.microsoft.com/office/drawing/2015/9/8/chartex" xmlns:cx2="http://schemas.microsoft.com/office/drawing/2015/10/21/chartex" xmlns:cx3="http://schemas.microsoft.com/office/drawing/2016/5/9/chartex" xmlns:cx4="http://schemas.microsoft.com/office/drawing/2016/5/10/chartex" xmlns:cx5="http://schemas.microsoft.com/office/drawing/2016/5/11/chartex" xmlns:cx6="http://schemas.microsoft.com/office/drawing/2016/5/12/chartex" xmlns:cx7="http://schemas.microsoft.com/office/drawing/2016/5/13/chartex" xmlns:cx8="http://schemas.microsoft.com/office/drawing/2016/5/14/chartex" xmlns:mc="http://schemas.openxmlformats.org/markup-compatibility/2006" xmlns:aink="http://schemas.microsoft.com/office/drawing/2016/ink" xmlns:am3d="http://schemas.microsoft.com/office/drawing/2017/model3d" xmlns:o="urn:schemas-microsoft-com:office:office" xmlns:oel="http://schemas.microsoft.com/office/2019/extlst" xmlns:r="http://schemas.openxmlformats.org/officeDocument/2006/relationships" xmlns:m="http://schemas.openxmlformats.org/officeDocument/2006/math" xmlns:v="urn:schemas-microsoft-com:vml" xmlns:wp14="http://schemas.microsoft.com/office/word/2010/wordprocessingDrawing" xmlns:wp="http://schemas.openxmlformats.org/drawingml/2006/wordprocessingDrawing" xmlns:w10="urn:schemas-microsoft-com:office:word" xmlns:w="http://schemas.openxmlformats.org/wordprocessingml/2006/main" xmlns:w14="http://schemas.microsoft.com/office/word/2010/wordml" xmlns:w15="http://schemas.microsoft.com/office/word/2012/wordml" xmlns:w16cex="http://schemas.microsoft.com/office/word/2018/wordml/cex" xmlns:w16cid="http://schemas.microsoft.com/office/word/2016/wordml/cid" xmlns:w16="http://schemas.microsoft.com/office/word/2018/wordml" xmlns:w16du="http://schemas.microsoft.com/office/word/2023/wordml/word16du" xmlns:w16sdtdh="http://schemas.microsoft.com/office/word/2020/wordml/sdtdatahash" xmlns:w16sdtfl="http://schemas.microsoft.com/office/word/2024/wordml/sdtformatlock" xmlns:w16se="http://schemas.microsoft.com/office/word/2015/wordml/symex" xmlns:wpg="http://schemas.microsoft.com/office/word/2010/wordprocessingGroup" xmlns:wpi="http://schemas.microsoft.com/office/word/2010/wordprocessingInk" xmlns:wne="http://schemas.microsoft.com/office/word/2006/wordml" xmlns:wps="http://schemas.microsoft.com/office/word/2010/wordprocessingShape" mc:Ignorable="w14 w15 w16se w16cid w16 w16cex w16sdtdh w16sdtfl w16du wp14">
+  <w16cid:commentId w16cid:paraId="1ECF5272" w16cid:durableId="6C1D65AB"/>
+</w16cid:commentsIds>
 </file>
 
 <file path=word/endnotes.xml><?xml version="1.0" encoding="utf-8"?>
@@ -3235,6 +3405,14 @@
     <w:abstractNumId w:val="2"/>
   </w:num>
 </w:numbering>
+</file>
+
+<file path=word/people.xml><?xml version="1.0" encoding="utf-8"?>
+<w15:people xmlns:wpc="http://schemas.microsoft.com/office/word/2010/wordprocessingCanvas" xmlns:cx="http://schemas.microsoft.com/office/drawing/2014/chartex" xmlns:cx1="http://schemas.microsoft.com/office/drawing/2015/9/8/chartex" xmlns:cx2="http://schemas.microsoft.com/office/drawing/2015/10/21/chartex" xmlns:cx3="http://schemas.microsoft.com/office/drawing/2016/5/9/chartex" xmlns:cx4="http://schemas.microsoft.com/office/drawing/2016/5/10/chartex" xmlns:cx5="http://schemas.microsoft.com/office/drawing/2016/5/11/chartex" xmlns:cx6="http://schemas.microsoft.com/office/drawing/2016/5/12/chartex" xmlns:cx7="http://schemas.microsoft.com/office/drawing/2016/5/13/chartex" xmlns:cx8="http://schemas.microsoft.com/office/drawing/2016/5/14/chartex" xmlns:mc="http://schemas.openxmlformats.org/markup-compatibility/2006" xmlns:aink="http://schemas.microsoft.com/office/drawing/2016/ink" xmlns:am3d="http://schemas.microsoft.com/office/drawing/2017/model3d" xmlns:o="urn:schemas-microsoft-com:office:office" xmlns:oel="http://schemas.microsoft.com/office/2019/extlst" xmlns:r="http://schemas.openxmlformats.org/officeDocument/2006/relationships" xmlns:m="http://schemas.openxmlformats.org/officeDocument/2006/math" xmlns:v="urn:schemas-microsoft-com:vml" xmlns:wp14="http://schemas.microsoft.com/office/word/2010/wordprocessingDrawing" xmlns:wp="http://schemas.openxmlformats.org/drawingml/2006/wordprocessingDrawing" xmlns:w10="urn:schemas-microsoft-com:office:word" xmlns:w="http://schemas.openxmlformats.org/wordprocessingml/2006/main" xmlns:w14="http://schemas.microsoft.com/office/word/2010/wordml" xmlns:w15="http://schemas.microsoft.com/office/word/2012/wordml" xmlns:w16cex="http://schemas.microsoft.com/office/word/2018/wordml/cex" xmlns:w16cid="http://schemas.microsoft.com/office/word/2016/wordml/cid" xmlns:w16="http://schemas.microsoft.com/office/word/2018/wordml" xmlns:w16du="http://schemas.microsoft.com/office/word/2023/wordml/word16du" xmlns:w16sdtdh="http://schemas.microsoft.com/office/word/2020/wordml/sdtdatahash" xmlns:w16sdtfl="http://schemas.microsoft.com/office/word/2024/wordml/sdtformatlock" xmlns:w16se="http://schemas.microsoft.com/office/word/2015/wordml/symex" xmlns:wpg="http://schemas.microsoft.com/office/word/2010/wordprocessingGroup" xmlns:wpi="http://schemas.microsoft.com/office/word/2010/wordprocessingInk" xmlns:wne="http://schemas.microsoft.com/office/word/2006/wordml" xmlns:wps="http://schemas.microsoft.com/office/word/2010/wordprocessingShape" mc:Ignorable="w14 w15 w16se w16cid w16 w16cex w16sdtdh w16sdtfl w16du wp14">
+  <w15:person w15:author="millehlauridsen@gmail.com">
+    <w15:presenceInfo w15:providerId="Windows Live" w15:userId="58aff78710af6a21"/>
+  </w15:person>
+</w15:people>
 </file>
 
 <file path=word/styles.xml><?xml version="1.0" encoding="utf-8"?>
@@ -4294,6 +4472,74 @@
     <w:uiPriority w:val="99"/>
     <w:rsid w:val="0063791F"/>
   </w:style>
+  <w:style w:type="character" w:styleId="Kommentarhenvisning">
+    <w:name w:val="annotation reference"/>
+    <w:basedOn w:val="Standardskrifttypeiafsnit"/>
+    <w:uiPriority w:val="99"/>
+    <w:semiHidden/>
+    <w:unhideWhenUsed/>
+    <w:rsid w:val="00B71C76"/>
+    <w:rPr>
+      <w:sz w:val="16"/>
+      <w:szCs w:val="16"/>
+    </w:rPr>
+  </w:style>
+  <w:style w:type="paragraph" w:styleId="Kommentartekst">
+    <w:name w:val="annotation text"/>
+    <w:basedOn w:val="Normal"/>
+    <w:link w:val="KommentartekstTegn"/>
+    <w:uiPriority w:val="99"/>
+    <w:semiHidden/>
+    <w:unhideWhenUsed/>
+    <w:rsid w:val="00B71C76"/>
+    <w:pPr>
+      <w:spacing w:line="240" w:lineRule="auto"/>
+    </w:pPr>
+    <w:rPr>
+      <w:sz w:val="20"/>
+      <w:szCs w:val="20"/>
+    </w:rPr>
+  </w:style>
+  <w:style w:type="character" w:customStyle="1" w:styleId="KommentartekstTegn">
+    <w:name w:val="Kommentartekst Tegn"/>
+    <w:basedOn w:val="Standardskrifttypeiafsnit"/>
+    <w:link w:val="Kommentartekst"/>
+    <w:uiPriority w:val="99"/>
+    <w:semiHidden/>
+    <w:rsid w:val="00B71C76"/>
+    <w:rPr>
+      <w:sz w:val="20"/>
+      <w:szCs w:val="20"/>
+    </w:rPr>
+  </w:style>
+  <w:style w:type="paragraph" w:styleId="Kommentaremne">
+    <w:name w:val="annotation subject"/>
+    <w:basedOn w:val="Kommentartekst"/>
+    <w:next w:val="Kommentartekst"/>
+    <w:link w:val="KommentaremneTegn"/>
+    <w:uiPriority w:val="99"/>
+    <w:semiHidden/>
+    <w:unhideWhenUsed/>
+    <w:rsid w:val="00B71C76"/>
+    <w:rPr>
+      <w:b/>
+      <w:bCs/>
+    </w:rPr>
+  </w:style>
+  <w:style w:type="character" w:customStyle="1" w:styleId="KommentaremneTegn">
+    <w:name w:val="Kommentaremne Tegn"/>
+    <w:basedOn w:val="KommentartekstTegn"/>
+    <w:link w:val="Kommentaremne"/>
+    <w:uiPriority w:val="99"/>
+    <w:semiHidden/>
+    <w:rsid w:val="00B71C76"/>
+    <w:rPr>
+      <w:b/>
+      <w:bCs/>
+      <w:sz w:val="20"/>
+      <w:szCs w:val="20"/>
+    </w:rPr>
+  </w:style>
 </w:styles>
 </file>
 

--- a/Eksamens-rapport.docx
+++ b/Eksamens-rapport.docx
@@ -485,15 +485,10 @@
                                   </w:r>
                                   <w:r>
                                     <w:br/>
-                                    <w:t xml:space="preserve">Antal </w:t>
+                                    <w:t xml:space="preserve">Antal tegn: </w:t>
                                   </w:r>
-                                  <w:proofErr w:type="spellStart"/>
                                   <w:r>
-                                    <w:t>tegn</w:t>
-                                  </w:r>
-                                  <w:proofErr w:type="spellEnd"/>
-                                  <w:r>
-                                    <w:t xml:space="preserve">: </w:t>
+                                    <w:t>7195</w:t>
                                   </w:r>
                                 </w:p>
                               </w:txbxContent>
@@ -856,15 +851,10 @@
                             </w:r>
                             <w:r>
                               <w:br/>
-                              <w:t xml:space="preserve">Antal </w:t>
+                              <w:t xml:space="preserve">Antal tegn: </w:t>
                             </w:r>
-                            <w:proofErr w:type="spellStart"/>
                             <w:r>
-                              <w:t>tegn</w:t>
-                            </w:r>
-                            <w:proofErr w:type="spellEnd"/>
-                            <w:r>
-                              <w:t xml:space="preserve">: </w:t>
+                              <w:t>7195</w:t>
                             </w:r>
                           </w:p>
                         </w:txbxContent>
@@ -892,6 +882,143 @@
         </w:p>
       </w:sdtContent>
     </w:sdt>
+    <w:p/>
+    <w:p/>
+    <w:p>
+      <w:r>
+        <w:t xml:space="preserve">Link til </w:t>
+      </w:r>
+      <w:proofErr w:type="spellStart"/>
+      <w:r>
+        <w:t>gihub</w:t>
+      </w:r>
+      <w:proofErr w:type="spellEnd"/>
+      <w:r>
+        <w:t xml:space="preserve"> pages:</w:t>
+      </w:r>
+    </w:p>
+    <w:p>
+      <w:hyperlink r:id="rId12" w:history="1">
+        <w:r>
+          <w:rPr>
+            <w:rStyle w:val="Hyperlink"/>
+          </w:rPr>
+          <w:t>https://millehlauridsen-ops.github.io/eksamensprojekt/</w:t>
+        </w:r>
+      </w:hyperlink>
+      <w:r>
+        <w:t xml:space="preserve"> </w:t>
+      </w:r>
+    </w:p>
+    <w:p/>
+    <w:p>
+      <w:r>
+        <w:t>Link til sitets kode:</w:t>
+      </w:r>
+    </w:p>
+    <w:p>
+      <w:hyperlink r:id="rId13" w:history="1">
+        <w:r>
+          <w:rPr>
+            <w:rStyle w:val="Hyperlink"/>
+          </w:rPr>
+          <w:t>https://github.com/millehlauridsen-ops/eksamensprojekt</w:t>
+        </w:r>
+      </w:hyperlink>
+    </w:p>
+    <w:p/>
+    <w:p>
+      <w:r>
+        <w:t xml:space="preserve">Link til </w:t>
+      </w:r>
+      <w:proofErr w:type="spellStart"/>
+      <w:r>
+        <w:t>repository</w:t>
+      </w:r>
+      <w:proofErr w:type="spellEnd"/>
+      <w:r>
+        <w:t xml:space="preserve"> jeg arbejdede i (så man kan se pushes):</w:t>
+      </w:r>
+    </w:p>
+    <w:p>
+      <w:hyperlink r:id="rId14" w:history="1">
+        <w:r>
+          <w:rPr>
+            <w:rStyle w:val="Hyperlink"/>
+          </w:rPr>
+          <w:t>https://github.com/millehlauridsen-ops/Eksamensprojekt-LP</w:t>
+        </w:r>
+      </w:hyperlink>
+    </w:p>
+    <w:p/>
+    <w:p>
+      <w:r>
+        <w:t xml:space="preserve">Link til sidste projekts </w:t>
+      </w:r>
+      <w:proofErr w:type="spellStart"/>
+      <w:r>
+        <w:t>repository</w:t>
+      </w:r>
+      <w:proofErr w:type="spellEnd"/>
+      <w:r>
+        <w:t>:</w:t>
+      </w:r>
+    </w:p>
+    <w:p>
+      <w:hyperlink r:id="rId15" w:history="1">
+        <w:r>
+          <w:rPr>
+            <w:rStyle w:val="Hyperlink"/>
+          </w:rPr>
+          <w:t>https://github.com/millehlauridsen-ops/Lumina-one-primar</w:t>
+        </w:r>
+      </w:hyperlink>
+    </w:p>
+    <w:p/>
+    <w:p>
+      <w:r>
+        <w:t xml:space="preserve">Link til </w:t>
+      </w:r>
+      <w:proofErr w:type="spellStart"/>
+      <w:r>
+        <w:t>figma</w:t>
+      </w:r>
+      <w:proofErr w:type="spellEnd"/>
+      <w:r>
+        <w:t xml:space="preserve"> (med designsystem, </w:t>
+      </w:r>
+      <w:r>
+        <w:t xml:space="preserve">prototype og sidste projekts </w:t>
+      </w:r>
+      <w:proofErr w:type="spellStart"/>
+      <w:r>
+        <w:t>figma</w:t>
+      </w:r>
+      <w:proofErr w:type="spellEnd"/>
+      <w:r>
+        <w:t>):</w:t>
+      </w:r>
+    </w:p>
+    <w:p>
+      <w:hyperlink r:id="rId16" w:history="1">
+        <w:r>
+          <w:rPr>
+            <w:rStyle w:val="Hyperlink"/>
+          </w:rPr>
+          <w:t>https://www.figma.com/design/SLGW4anE9BsMk3w1r32Zgi/Landingpage---Lumina-one--Copy-?node-id=2003-15&amp;t=kO65D0bk12IUanEL-1</w:t>
+        </w:r>
+      </w:hyperlink>
+    </w:p>
+    <w:p/>
+    <w:p/>
+    <w:p/>
+    <w:p/>
+    <w:p/>
+    <w:p/>
+    <w:p/>
+    <w:p/>
+    <w:p/>
+    <w:p/>
     <w:p>
       <w:r>
         <w:lastRenderedPageBreak/>
@@ -1201,7 +1328,7 @@
                     <pic:cNvPicPr/>
                   </pic:nvPicPr>
                   <pic:blipFill>
-                    <a:blip r:embed="rId12" cstate="print">
+                    <a:blip r:embed="rId17" cstate="print">
                       <a:extLst>
                         <a:ext uri="{28A0092B-C50C-407E-A947-70E740481C1C}">
                           <a14:useLocalDpi xmlns:a14="http://schemas.microsoft.com/office/drawing/2010/main" val="0"/>
@@ -1429,7 +1556,7 @@
                     <pic:cNvPicPr/>
                   </pic:nvPicPr>
                   <pic:blipFill>
-                    <a:blip r:embed="rId13">
+                    <a:blip r:embed="rId18">
                       <a:extLst>
                         <a:ext uri="{28A0092B-C50C-407E-A947-70E740481C1C}">
                           <a14:useLocalDpi xmlns:a14="http://schemas.microsoft.com/office/drawing/2010/main" val="0"/>
@@ -1936,7 +2063,7 @@
                     <pic:cNvPicPr/>
                   </pic:nvPicPr>
                   <pic:blipFill>
-                    <a:blip r:embed="rId14" cstate="print">
+                    <a:blip r:embed="rId19" cstate="print">
                       <a:extLst>
                         <a:ext uri="{28A0092B-C50C-407E-A947-70E740481C1C}">
                           <a14:useLocalDpi xmlns:a14="http://schemas.microsoft.com/office/drawing/2010/main" val="0"/>
@@ -2145,7 +2272,7 @@
                     <pic:cNvPicPr/>
                   </pic:nvPicPr>
                   <pic:blipFill>
-                    <a:blip r:embed="rId15" cstate="print">
+                    <a:blip r:embed="rId20" cstate="print">
                       <a:extLst>
                         <a:ext uri="{28A0092B-C50C-407E-A947-70E740481C1C}">
                           <a14:useLocalDpi xmlns:a14="http://schemas.microsoft.com/office/drawing/2010/main" val="0"/>
@@ -2380,7 +2507,7 @@
                     <pic:cNvPicPr/>
                   </pic:nvPicPr>
                   <pic:blipFill>
-                    <a:blip r:embed="rId16" cstate="print">
+                    <a:blip r:embed="rId21" cstate="print">
                       <a:extLst>
                         <a:ext uri="{28A0092B-C50C-407E-A947-70E740481C1C}">
                           <a14:useLocalDpi xmlns:a14="http://schemas.microsoft.com/office/drawing/2010/main" val="0"/>
@@ -2488,9 +2615,9 @@
       </w:r>
     </w:p>
     <w:sectPr>
-      <w:headerReference w:type="default" r:id="rId17"/>
-      <w:footerReference w:type="even" r:id="rId18"/>
-      <w:footerReference w:type="default" r:id="rId19"/>
+      <w:headerReference w:type="default" r:id="rId22"/>
+      <w:footerReference w:type="even" r:id="rId23"/>
+      <w:footerReference w:type="default" r:id="rId24"/>
       <w:pgSz w:w="11906" w:h="16838"/>
       <w:pgMar w:top="1701" w:right="1134" w:bottom="1701" w:left="1134" w:header="708" w:footer="708" w:gutter="0"/>
       <w:pgNumType w:start="0"/>
@@ -4540,6 +4667,41 @@
       <w:szCs w:val="20"/>
     </w:rPr>
   </w:style>
+  <w:style w:type="character" w:styleId="Hyperlink">
+    <w:name w:val="Hyperlink"/>
+    <w:basedOn w:val="Standardskrifttypeiafsnit"/>
+    <w:uiPriority w:val="99"/>
+    <w:unhideWhenUsed/>
+    <w:rsid w:val="00700B2B"/>
+    <w:rPr>
+      <w:color w:val="0000FF"/>
+      <w:u w:val="single"/>
+    </w:rPr>
+  </w:style>
+  <w:style w:type="character" w:styleId="BesgtLink">
+    <w:name w:val="FollowedHyperlink"/>
+    <w:basedOn w:val="Standardskrifttypeiafsnit"/>
+    <w:uiPriority w:val="99"/>
+    <w:semiHidden/>
+    <w:unhideWhenUsed/>
+    <w:rsid w:val="00700B2B"/>
+    <w:rPr>
+      <w:color w:val="96607D" w:themeColor="followedHyperlink"/>
+      <w:u w:val="single"/>
+    </w:rPr>
+  </w:style>
+  <w:style w:type="character" w:styleId="Ulstomtale">
+    <w:name w:val="Unresolved Mention"/>
+    <w:basedOn w:val="Standardskrifttypeiafsnit"/>
+    <w:uiPriority w:val="99"/>
+    <w:semiHidden/>
+    <w:unhideWhenUsed/>
+    <w:rsid w:val="00700B2B"/>
+    <w:rPr>
+      <w:color w:val="605E5C"/>
+      <w:shd w:val="clear" w:color="auto" w:fill="E1DFDD"/>
+    </w:rPr>
+  </w:style>
 </w:styles>
 </file>
 

--- a/Eksamens-rapport.docx
+++ b/Eksamens-rapport.docx
@@ -866,14 +866,6 @@
               </mc:Fallback>
             </mc:AlternateContent>
           </w:r>
-          <w:commentRangeStart w:id="0"/>
-          <w:commentRangeEnd w:id="0"/>
-          <w:r>
-            <w:rPr>
-              <w:rStyle w:val="Kommentarhenvisning"/>
-            </w:rPr>
-            <w:commentReference w:id="0"/>
-          </w:r>
         </w:p>
         <w:p>
           <w:r>
@@ -898,7 +890,7 @@
       </w:r>
     </w:p>
     <w:p>
-      <w:hyperlink r:id="rId12" w:history="1">
+      <w:hyperlink r:id="rId8" w:history="1">
         <w:r>
           <w:rPr>
             <w:rStyle w:val="Hyperlink"/>
@@ -917,7 +909,7 @@
       </w:r>
     </w:p>
     <w:p>
-      <w:hyperlink r:id="rId13" w:history="1">
+      <w:hyperlink r:id="rId9" w:history="1">
         <w:r>
           <w:rPr>
             <w:rStyle w:val="Hyperlink"/>
@@ -941,7 +933,7 @@
       </w:r>
     </w:p>
     <w:p>
-      <w:hyperlink r:id="rId14" w:history="1">
+      <w:hyperlink r:id="rId10" w:history="1">
         <w:r>
           <w:rPr>
             <w:rStyle w:val="Hyperlink"/>
@@ -965,7 +957,7 @@
       </w:r>
     </w:p>
     <w:p>
-      <w:hyperlink r:id="rId15" w:history="1">
+      <w:hyperlink r:id="rId11" w:history="1">
         <w:r>
           <w:rPr>
             <w:rStyle w:val="Hyperlink"/>
@@ -1000,7 +992,7 @@
       </w:r>
     </w:p>
     <w:p>
-      <w:hyperlink r:id="rId16" w:history="1">
+      <w:hyperlink r:id="rId12" w:history="1">
         <w:r>
           <w:rPr>
             <w:rStyle w:val="Hyperlink"/>
@@ -1328,7 +1320,7 @@
                     <pic:cNvPicPr/>
                   </pic:nvPicPr>
                   <pic:blipFill>
-                    <a:blip r:embed="rId17" cstate="print">
+                    <a:blip r:embed="rId13" cstate="print">
                       <a:extLst>
                         <a:ext uri="{28A0092B-C50C-407E-A947-70E740481C1C}">
                           <a14:useLocalDpi xmlns:a14="http://schemas.microsoft.com/office/drawing/2010/main" val="0"/>
@@ -1556,7 +1548,7 @@
                     <pic:cNvPicPr/>
                   </pic:nvPicPr>
                   <pic:blipFill>
-                    <a:blip r:embed="rId18">
+                    <a:blip r:embed="rId14">
                       <a:extLst>
                         <a:ext uri="{28A0092B-C50C-407E-A947-70E740481C1C}">
                           <a14:useLocalDpi xmlns:a14="http://schemas.microsoft.com/office/drawing/2010/main" val="0"/>
@@ -2063,7 +2055,7 @@
                     <pic:cNvPicPr/>
                   </pic:nvPicPr>
                   <pic:blipFill>
-                    <a:blip r:embed="rId19" cstate="print">
+                    <a:blip r:embed="rId15" cstate="print">
                       <a:extLst>
                         <a:ext uri="{28A0092B-C50C-407E-A947-70E740481C1C}">
                           <a14:useLocalDpi xmlns:a14="http://schemas.microsoft.com/office/drawing/2010/main" val="0"/>
@@ -2272,7 +2264,7 @@
                     <pic:cNvPicPr/>
                   </pic:nvPicPr>
                   <pic:blipFill>
-                    <a:blip r:embed="rId20" cstate="print">
+                    <a:blip r:embed="rId16" cstate="print">
                       <a:extLst>
                         <a:ext uri="{28A0092B-C50C-407E-A947-70E740481C1C}">
                           <a14:useLocalDpi xmlns:a14="http://schemas.microsoft.com/office/drawing/2010/main" val="0"/>
@@ -2507,7 +2499,7 @@
                     <pic:cNvPicPr/>
                   </pic:nvPicPr>
                   <pic:blipFill>
-                    <a:blip r:embed="rId21" cstate="print">
+                    <a:blip r:embed="rId17" cstate="print">
                       <a:extLst>
                         <a:ext uri="{28A0092B-C50C-407E-A947-70E740481C1C}">
                           <a14:useLocalDpi xmlns:a14="http://schemas.microsoft.com/office/drawing/2010/main" val="0"/>
@@ -2615,9 +2607,9 @@
       </w:r>
     </w:p>
     <w:sectPr>
-      <w:headerReference w:type="default" r:id="rId22"/>
-      <w:footerReference w:type="even" r:id="rId23"/>
-      <w:footerReference w:type="default" r:id="rId24"/>
+      <w:headerReference w:type="default" r:id="rId18"/>
+      <w:footerReference w:type="even" r:id="rId19"/>
+      <w:footerReference w:type="default" r:id="rId20"/>
       <w:pgSz w:w="11906" w:h="16838"/>
       <w:pgMar w:top="1701" w:right="1134" w:bottom="1701" w:left="1134" w:header="708" w:footer="708" w:gutter="0"/>
       <w:pgNumType w:start="0"/>
@@ -2627,46 +2619,6 @@
     </w:sectPr>
   </w:body>
 </w:document>
-</file>
-
-<file path=word/comments.xml><?xml version="1.0" encoding="utf-8"?>
-<w:comments xmlns:wpc="http://schemas.microsoft.com/office/word/2010/wordprocessingCanvas" xmlns:cx="http://schemas.microsoft.com/office/drawing/2014/chartex" xmlns:cx1="http://schemas.microsoft.com/office/drawing/2015/9/8/chartex" xmlns:cx2="http://schemas.microsoft.com/office/drawing/2015/10/21/chartex" xmlns:cx3="http://schemas.microsoft.com/office/drawing/2016/5/9/chartex" xmlns:cx4="http://schemas.microsoft.com/office/drawing/2016/5/10/chartex" xmlns:cx5="http://schemas.microsoft.com/office/drawing/2016/5/11/chartex" xmlns:cx6="http://schemas.microsoft.com/office/drawing/2016/5/12/chartex" xmlns:cx7="http://schemas.microsoft.com/office/drawing/2016/5/13/chartex" xmlns:cx8="http://schemas.microsoft.com/office/drawing/2016/5/14/chartex" xmlns:mc="http://schemas.openxmlformats.org/markup-compatibility/2006" xmlns:aink="http://schemas.microsoft.com/office/drawing/2016/ink" xmlns:am3d="http://schemas.microsoft.com/office/drawing/2017/model3d" xmlns:o="urn:schemas-microsoft-com:office:office" xmlns:oel="http://schemas.microsoft.com/office/2019/extlst" xmlns:r="http://schemas.openxmlformats.org/officeDocument/2006/relationships" xmlns:m="http://schemas.openxmlformats.org/officeDocument/2006/math" xmlns:v="urn:schemas-microsoft-com:vml" xmlns:wp14="http://schemas.microsoft.com/office/word/2010/wordprocessingDrawing" xmlns:wp="http://schemas.openxmlformats.org/drawingml/2006/wordprocessingDrawing" xmlns:w10="urn:schemas-microsoft-com:office:word" xmlns:w="http://schemas.openxmlformats.org/wordprocessingml/2006/main" xmlns:w14="http://schemas.microsoft.com/office/word/2010/wordml" xmlns:w15="http://schemas.microsoft.com/office/word/2012/wordml" xmlns:w16cex="http://schemas.microsoft.com/office/word/2018/wordml/cex" xmlns:w16cid="http://schemas.microsoft.com/office/word/2016/wordml/cid" xmlns:w16="http://schemas.microsoft.com/office/word/2018/wordml" xmlns:w16du="http://schemas.microsoft.com/office/word/2023/wordml/word16du" xmlns:w16sdtdh="http://schemas.microsoft.com/office/word/2020/wordml/sdtdatahash" xmlns:w16sdtfl="http://schemas.microsoft.com/office/word/2024/wordml/sdtformatlock" xmlns:w16se="http://schemas.microsoft.com/office/word/2015/wordml/symex" xmlns:wpg="http://schemas.microsoft.com/office/word/2010/wordprocessingGroup" xmlns:wpi="http://schemas.microsoft.com/office/word/2010/wordprocessingInk" xmlns:wne="http://schemas.microsoft.com/office/word/2006/wordml" xmlns:wps="http://schemas.microsoft.com/office/word/2010/wordprocessingShape" mc:Ignorable="w14 w15 w16se w16cid w16 w16cex w16sdtdh w16sdtfl w16du wp14">
-  <w:comment w:id="0" w:author="millehlauridsen@gmail.com" w:date="2025-12-09T10:53:00Z" w:initials="m">
-    <w:p>
-      <w:r>
-        <w:rPr>
-          <w:rStyle w:val="Kommentarhenvisning"/>
-        </w:rPr>
-        <w:annotationRef/>
-      </w:r>
-      <w:r>
-        <w:rPr>
-          <w:sz w:val="20"/>
-          <w:szCs w:val="20"/>
-        </w:rPr>
-        <w:t xml:space="preserve">mangler forside med antal tegn </w:t>
-      </w:r>
-    </w:p>
-  </w:comment>
-</w:comments>
-</file>
-
-<file path=word/commentsExtended.xml><?xml version="1.0" encoding="utf-8"?>
-<w15:commentsEx xmlns:wpc="http://schemas.microsoft.com/office/word/2010/wordprocessingCanvas" xmlns:cx="http://schemas.microsoft.com/office/drawing/2014/chartex" xmlns:cx1="http://schemas.microsoft.com/office/drawing/2015/9/8/chartex" xmlns:cx2="http://schemas.microsoft.com/office/drawing/2015/10/21/chartex" xmlns:cx3="http://schemas.microsoft.com/office/drawing/2016/5/9/chartex" xmlns:cx4="http://schemas.microsoft.com/office/drawing/2016/5/10/chartex" xmlns:cx5="http://schemas.microsoft.com/office/drawing/2016/5/11/chartex" xmlns:cx6="http://schemas.microsoft.com/office/drawing/2016/5/12/chartex" xmlns:cx7="http://schemas.microsoft.com/office/drawing/2016/5/13/chartex" xmlns:cx8="http://schemas.microsoft.com/office/drawing/2016/5/14/chartex" xmlns:mc="http://schemas.openxmlformats.org/markup-compatibility/2006" xmlns:aink="http://schemas.microsoft.com/office/drawing/2016/ink" xmlns:am3d="http://schemas.microsoft.com/office/drawing/2017/model3d" xmlns:o="urn:schemas-microsoft-com:office:office" xmlns:oel="http://schemas.microsoft.com/office/2019/extlst" xmlns:r="http://schemas.openxmlformats.org/officeDocument/2006/relationships" xmlns:m="http://schemas.openxmlformats.org/officeDocument/2006/math" xmlns:v="urn:schemas-microsoft-com:vml" xmlns:wp14="http://schemas.microsoft.com/office/word/2010/wordprocessingDrawing" xmlns:wp="http://schemas.openxmlformats.org/drawingml/2006/wordprocessingDrawing" xmlns:w10="urn:schemas-microsoft-com:office:word" xmlns:w="http://schemas.openxmlformats.org/wordprocessingml/2006/main" xmlns:w14="http://schemas.microsoft.com/office/word/2010/wordml" xmlns:w15="http://schemas.microsoft.com/office/word/2012/wordml" xmlns:w16cex="http://schemas.microsoft.com/office/word/2018/wordml/cex" xmlns:w16cid="http://schemas.microsoft.com/office/word/2016/wordml/cid" xmlns:w16="http://schemas.microsoft.com/office/word/2018/wordml" xmlns:w16du="http://schemas.microsoft.com/office/word/2023/wordml/word16du" xmlns:w16sdtdh="http://schemas.microsoft.com/office/word/2020/wordml/sdtdatahash" xmlns:w16sdtfl="http://schemas.microsoft.com/office/word/2024/wordml/sdtformatlock" xmlns:w16se="http://schemas.microsoft.com/office/word/2015/wordml/symex" xmlns:wpg="http://schemas.microsoft.com/office/word/2010/wordprocessingGroup" xmlns:wpi="http://schemas.microsoft.com/office/word/2010/wordprocessingInk" xmlns:wne="http://schemas.microsoft.com/office/word/2006/wordml" xmlns:wps="http://schemas.microsoft.com/office/word/2010/wordprocessingShape" mc:Ignorable="w14 w15 w16se w16cid w16 w16cex w16sdtdh w16sdtfl w16du wp14">
-  <w15:commentEx w15:paraId="1ECF5272" w15:done="0"/>
-</w15:commentsEx>
-</file>
-
-<file path=word/commentsExtensible.xml><?xml version="1.0" encoding="utf-8"?>
-<w16cex:commentsExtensible xmlns:wpc="http://schemas.microsoft.com/office/word/2010/wordprocessingCanvas" xmlns:cx="http://schemas.microsoft.com/office/drawing/2014/chartex" xmlns:cx1="http://schemas.microsoft.com/office/drawing/2015/9/8/chartex" xmlns:cx2="http://schemas.microsoft.com/office/drawing/2015/10/21/chartex" xmlns:cx3="http://schemas.microsoft.com/office/drawing/2016/5/9/chartex" xmlns:cx4="http://schemas.microsoft.com/office/drawing/2016/5/10/chartex" xmlns:cx5="http://schemas.microsoft.com/office/drawing/2016/5/11/chartex" xmlns:cx6="http://schemas.microsoft.com/office/drawing/2016/5/12/chartex" xmlns:cx7="http://schemas.microsoft.com/office/drawing/2016/5/13/chartex" xmlns:cx8="http://schemas.microsoft.com/office/drawing/2016/5/14/chartex" xmlns:cr="http://schemas.microsoft.com/office/comments/2020/reactions" xmlns:mc="http://schemas.openxmlformats.org/markup-compatibility/2006" xmlns:aink="http://schemas.microsoft.com/office/drawing/2016/ink" xmlns:am3d="http://schemas.microsoft.com/office/drawing/2017/model3d" xmlns:o="urn:schemas-microsoft-com:office:office" xmlns:oel="http://schemas.microsoft.com/office/2019/extlst" xmlns:r="http://schemas.openxmlformats.org/officeDocument/2006/relationships" xmlns:m="http://schemas.openxmlformats.org/officeDocument/2006/math" xmlns:v="urn:schemas-microsoft-com:vml" xmlns:wp14="http://schemas.microsoft.com/office/word/2010/wordprocessingDrawing" xmlns:wp="http://schemas.openxmlformats.org/drawingml/2006/wordprocessingDrawing" xmlns:w10="urn:schemas-microsoft-com:office:word" xmlns:w="http://schemas.openxmlformats.org/wordprocessingml/2006/main" xmlns:w14="http://schemas.microsoft.com/office/word/2010/wordml" xmlns:w15="http://schemas.microsoft.com/office/word/2012/wordml" xmlns:w16cex="http://schemas.microsoft.com/office/word/2018/wordml/cex" xmlns:w16cid="http://schemas.microsoft.com/office/word/2016/wordml/cid" xmlns:w16="http://schemas.microsoft.com/office/word/2018/wordml" xmlns:w16du="http://schemas.microsoft.com/office/word/2023/wordml/word16du" xmlns:w16sdtdh="http://schemas.microsoft.com/office/word/2020/wordml/sdtdatahash" xmlns:w16sdtfl="http://schemas.microsoft.com/office/word/2024/wordml/sdtformatlock" xmlns:w16se="http://schemas.microsoft.com/office/word/2015/wordml/symex" xmlns:wpg="http://schemas.microsoft.com/office/word/2010/wordprocessingGroup" xmlns:wpi="http://schemas.microsoft.com/office/word/2010/wordprocessingInk" xmlns:wne="http://schemas.microsoft.com/office/word/2006/wordml" xmlns:wps="http://schemas.microsoft.com/office/word/2010/wordprocessingShape" mc:Ignorable="w14 w15 w16se w16cid w16 w16cex w16sdtdh w16sdtfl cr w16du wp14">
-  <w16cex:commentExtensible w16cex:durableId="6C1D65AB" w16cex:dateUtc="2025-12-09T09:53:00Z"/>
-</w16cex:commentsExtensible>
-</file>
-
-<file path=word/commentsIds.xml><?xml version="1.0" encoding="utf-8"?>
-<w16cid:commentsIds xmlns:wpc="http://schemas.microsoft.com/office/word/2010/wordprocessingCanvas" xmlns:cx="http://schemas.microsoft.com/office/drawing/2014/chartex" xmlns:cx1="http://schemas.microsoft.com/office/drawing/2015/9/8/chartex" xmlns:cx2="http://schemas.microsoft.com/office/drawing/2015/10/21/chartex" xmlns:cx3="http://schemas.microsoft.com/office/drawing/2016/5/9/chartex" xmlns:cx4="http://schemas.microsoft.com/office/drawing/2016/5/10/chartex" xmlns:cx5="http://schemas.microsoft.com/office/drawing/2016/5/11/chartex" xmlns:cx6="http://schemas.microsoft.com/office/drawing/2016/5/12/chartex" xmlns:cx7="http://schemas.microsoft.com/office/drawing/2016/5/13/chartex" xmlns:cx8="http://schemas.microsoft.com/office/drawing/2016/5/14/chartex" xmlns:mc="http://schemas.openxmlformats.org/markup-compatibility/2006" xmlns:aink="http://schemas.microsoft.com/office/drawing/2016/ink" xmlns:am3d="http://schemas.microsoft.com/office/drawing/2017/model3d" xmlns:o="urn:schemas-microsoft-com:office:office" xmlns:oel="http://schemas.microsoft.com/office/2019/extlst" xmlns:r="http://schemas.openxmlformats.org/officeDocument/2006/relationships" xmlns:m="http://schemas.openxmlformats.org/officeDocument/2006/math" xmlns:v="urn:schemas-microsoft-com:vml" xmlns:wp14="http://schemas.microsoft.com/office/word/2010/wordprocessingDrawing" xmlns:wp="http://schemas.openxmlformats.org/drawingml/2006/wordprocessingDrawing" xmlns:w10="urn:schemas-microsoft-com:office:word" xmlns:w="http://schemas.openxmlformats.org/wordprocessingml/2006/main" xmlns:w14="http://schemas.microsoft.com/office/word/2010/wordml" xmlns:w15="http://schemas.microsoft.com/office/word/2012/wordml" xmlns:w16cex="http://schemas.microsoft.com/office/word/2018/wordml/cex" xmlns:w16cid="http://schemas.microsoft.com/office/word/2016/wordml/cid" xmlns:w16="http://schemas.microsoft.com/office/word/2018/wordml" xmlns:w16du="http://schemas.microsoft.com/office/word/2023/wordml/word16du" xmlns:w16sdtdh="http://schemas.microsoft.com/office/word/2020/wordml/sdtdatahash" xmlns:w16sdtfl="http://schemas.microsoft.com/office/word/2024/wordml/sdtformatlock" xmlns:w16se="http://schemas.microsoft.com/office/word/2015/wordml/symex" xmlns:wpg="http://schemas.microsoft.com/office/word/2010/wordprocessingGroup" xmlns:wpi="http://schemas.microsoft.com/office/word/2010/wordprocessingInk" xmlns:wne="http://schemas.microsoft.com/office/word/2006/wordml" xmlns:wps="http://schemas.microsoft.com/office/word/2010/wordprocessingShape" mc:Ignorable="w14 w15 w16se w16cid w16 w16cex w16sdtdh w16sdtfl w16du wp14">
-  <w16cid:commentId w16cid:paraId="1ECF5272" w16cid:durableId="6C1D65AB"/>
-</w16cid:commentsIds>
 </file>
 
 <file path=word/endnotes.xml><?xml version="1.0" encoding="utf-8"?>
@@ -3532,14 +3484,6 @@
     <w:abstractNumId w:val="2"/>
   </w:num>
 </w:numbering>
-</file>
-
-<file path=word/people.xml><?xml version="1.0" encoding="utf-8"?>
-<w15:people xmlns:wpc="http://schemas.microsoft.com/office/word/2010/wordprocessingCanvas" xmlns:cx="http://schemas.microsoft.com/office/drawing/2014/chartex" xmlns:cx1="http://schemas.microsoft.com/office/drawing/2015/9/8/chartex" xmlns:cx2="http://schemas.microsoft.com/office/drawing/2015/10/21/chartex" xmlns:cx3="http://schemas.microsoft.com/office/drawing/2016/5/9/chartex" xmlns:cx4="http://schemas.microsoft.com/office/drawing/2016/5/10/chartex" xmlns:cx5="http://schemas.microsoft.com/office/drawing/2016/5/11/chartex" xmlns:cx6="http://schemas.microsoft.com/office/drawing/2016/5/12/chartex" xmlns:cx7="http://schemas.microsoft.com/office/drawing/2016/5/13/chartex" xmlns:cx8="http://schemas.microsoft.com/office/drawing/2016/5/14/chartex" xmlns:mc="http://schemas.openxmlformats.org/markup-compatibility/2006" xmlns:aink="http://schemas.microsoft.com/office/drawing/2016/ink" xmlns:am3d="http://schemas.microsoft.com/office/drawing/2017/model3d" xmlns:o="urn:schemas-microsoft-com:office:office" xmlns:oel="http://schemas.microsoft.com/office/2019/extlst" xmlns:r="http://schemas.openxmlformats.org/officeDocument/2006/relationships" xmlns:m="http://schemas.openxmlformats.org/officeDocument/2006/math" xmlns:v="urn:schemas-microsoft-com:vml" xmlns:wp14="http://schemas.microsoft.com/office/word/2010/wordprocessingDrawing" xmlns:wp="http://schemas.openxmlformats.org/drawingml/2006/wordprocessingDrawing" xmlns:w10="urn:schemas-microsoft-com:office:word" xmlns:w="http://schemas.openxmlformats.org/wordprocessingml/2006/main" xmlns:w14="http://schemas.microsoft.com/office/word/2010/wordml" xmlns:w15="http://schemas.microsoft.com/office/word/2012/wordml" xmlns:w16cex="http://schemas.microsoft.com/office/word/2018/wordml/cex" xmlns:w16cid="http://schemas.microsoft.com/office/word/2016/wordml/cid" xmlns:w16="http://schemas.microsoft.com/office/word/2018/wordml" xmlns:w16du="http://schemas.microsoft.com/office/word/2023/wordml/word16du" xmlns:w16sdtdh="http://schemas.microsoft.com/office/word/2020/wordml/sdtdatahash" xmlns:w16sdtfl="http://schemas.microsoft.com/office/word/2024/wordml/sdtformatlock" xmlns:w16se="http://schemas.microsoft.com/office/word/2015/wordml/symex" xmlns:wpg="http://schemas.microsoft.com/office/word/2010/wordprocessingGroup" xmlns:wpi="http://schemas.microsoft.com/office/word/2010/wordprocessingInk" xmlns:wne="http://schemas.microsoft.com/office/word/2006/wordml" xmlns:wps="http://schemas.microsoft.com/office/word/2010/wordprocessingShape" mc:Ignorable="w14 w15 w16se w16cid w16 w16cex w16sdtdh w16sdtfl w16du wp14">
-  <w15:person w15:author="millehlauridsen@gmail.com">
-    <w15:presenceInfo w15:providerId="Windows Live" w15:userId="58aff78710af6a21"/>
-  </w15:person>
-</w15:people>
 </file>
 
 <file path=word/styles.xml><?xml version="1.0" encoding="utf-8"?>
